--- a/41BZ Bezpeka ta zahyst program/1/KNT-122_Onyshchenko_Variant-19_PR1.docx
+++ b/41BZ Bezpeka ta zahyst program/1/KNT-122_Onyshchenko_Variant-19_PR1.docx
@@ -159,15 +159,7 @@
       </w:pPr>
       <w:r>
         <w:rPr/>
-        <w:t>Дисципліна «</w:t>
-      </w:r>
-      <w:r>
-        <w:rPr/>
-        <w:t>Безпека та захист програм і даних</w:t>
-      </w:r>
-      <w:r>
-        <w:rPr/>
-        <w:t>»</w:t>
+        <w:t>Дисципліна «Безпека та захист програм і даних»</w:t>
       </w:r>
     </w:p>
     <w:p>
@@ -181,11 +173,7 @@
       </w:pPr>
       <w:r>
         <w:rPr/>
-        <w:t>Робота №</w:t>
-      </w:r>
-      <w:r>
-        <w:rPr/>
-        <w:t>1</w:t>
+        <w:t>Робота №1</w:t>
       </w:r>
     </w:p>
     <w:p>
@@ -201,15 +189,7 @@
       </w:pPr>
       <w:r>
         <w:rPr/>
-        <w:t>Тема «</w:t>
-      </w:r>
-      <w:r>
-        <w:rPr/>
-        <w:t>Базові шифри. Частотний криптоаналіз</w:t>
-      </w:r>
-      <w:r>
-        <w:rPr/>
-        <w:t>»</w:t>
+        <w:t>Тема «Базові шифри. Частотний криптоаналіз»</w:t>
       </w:r>
     </w:p>
     <w:p>
@@ -369,22 +349,7 @@
         <w:tab/>
         <w:tab/>
         <w:tab/>
-      </w:r>
-      <w:r>
-        <w:rPr/>
-        <w:t xml:space="preserve">Качан </w:t>
-      </w:r>
-      <w:r>
-        <w:rPr/>
-        <w:t>О.</w:t>
-      </w:r>
-      <w:r>
-        <w:rPr/>
-        <w:t>І</w:t>
-      </w:r>
-      <w:r>
-        <w:rPr/>
-        <w:t>.</w:t>
+        <w:t>Качан О.І.</w:t>
       </w:r>
     </w:p>
     <w:p>
@@ -1818,7 +1783,7 @@
   </w:style>
   <w:style w:type="paragraph" w:styleId="IndexHeading">
     <w:name w:val="index heading"/>
-    <w:basedOn w:val="user"/>
+    <w:basedOn w:val="Style12"/>
     <w:pPr/>
     <w:rPr/>
   </w:style>
@@ -2082,8 +2047,8 @@
       <w:lang w:val="en-US"/>
     </w:rPr>
   </w:style>
-  <w:style w:type="numbering" w:styleId="user2" w:default="1">
-    <w:name w:val="Без маркерів (user)"/>
+  <w:style w:type="numbering" w:styleId="Style14" w:default="1">
+    <w:name w:val="Без маркерів"/>
     <w:uiPriority w:val="99"/>
     <w:semiHidden/>
     <w:unhideWhenUsed/>

--- a/41BZ Bezpeka ta zahyst program/1/KNT-122_Onyshchenko_Variant-19_PR1.docx
+++ b/41BZ Bezpeka ta zahyst program/1/KNT-122_Onyshchenko_Variant-19_PR1.docx
@@ -1783,7 +1783,7 @@
   </w:style>
   <w:style w:type="paragraph" w:styleId="IndexHeading">
     <w:name w:val="index heading"/>
-    <w:basedOn w:val="Style12"/>
+    <w:basedOn w:val="user"/>
     <w:pPr/>
     <w:rPr/>
   </w:style>
@@ -2047,8 +2047,8 @@
       <w:lang w:val="en-US"/>
     </w:rPr>
   </w:style>
-  <w:style w:type="numbering" w:styleId="Style14" w:default="1">
-    <w:name w:val="Без маркерів"/>
+  <w:style w:type="numbering" w:styleId="user2" w:default="1">
+    <w:name w:val="Без маркерів (user)"/>
     <w:uiPriority w:val="99"/>
     <w:semiHidden/>
     <w:unhideWhenUsed/>

--- a/41BZ Bezpeka ta zahyst program/1/KNT-122_Onyshchenko_Variant-19_PR1.docx
+++ b/41BZ Bezpeka ta zahyst program/1/KNT-122_Onyshchenko_Variant-19_PR1.docx
@@ -501,12 +501,26 @@
       </w:pPr>
       <w:r>
         <w:rPr/>
-        <w:t>Виконати пункт один, і так далі.</w:t>
+        <w:t>Розробити програми шифрування та дешифрування шифром Віжинера.</w:t>
       </w:r>
     </w:p>
     <w:p>
       <w:pPr>
         <w:pStyle w:val="P1"/>
+        <w:numPr>
+          <w:ilvl w:val="0"/>
+          <w:numId w:val="1"/>
+        </w:numPr>
+        <w:rPr/>
+      </w:pPr>
+      <w:r>
+        <w:rPr/>
+        <w:t>Виконати частотний криптоаналіз отриманих зашифрованих текстів.</w:t>
+      </w:r>
+    </w:p>
+    <w:p>
+      <w:pPr>
+        <w:pStyle w:val="P1"/>
         <w:rPr/>
       </w:pPr>
       <w:r>
@@ -549,7 +563,1525 @@
       </w:pPr>
       <w:r>
         <w:rPr/>
-        <w:t>Текст коду програми.</w:t>
+        <w:t>import re</w:t>
+      </w:r>
+    </w:p>
+    <w:p>
+      <w:pPr>
+        <w:pStyle w:val="Code"/>
+        <w:rPr/>
+      </w:pPr>
+      <w:r>
+        <w:rPr/>
+        <w:t>from nicegui import ui</w:t>
+      </w:r>
+    </w:p>
+    <w:p>
+      <w:pPr>
+        <w:pStyle w:val="Code"/>
+        <w:rPr/>
+      </w:pPr>
+      <w:r>
+        <w:rPr/>
+      </w:r>
+    </w:p>
+    <w:p>
+      <w:pPr>
+        <w:pStyle w:val="Code"/>
+        <w:rPr/>
+      </w:pPr>
+      <w:r>
+        <w:rPr/>
+      </w:r>
+    </w:p>
+    <w:p>
+      <w:pPr>
+        <w:pStyle w:val="Code"/>
+        <w:rPr/>
+      </w:pPr>
+      <w:r>
+        <w:rPr/>
+        <w:t>class Alphabet:</w:t>
+      </w:r>
+    </w:p>
+    <w:p>
+      <w:pPr>
+        <w:pStyle w:val="Code"/>
+        <w:rPr/>
+      </w:pPr>
+      <w:r>
+        <w:rPr/>
+        <w:t xml:space="preserve">    </w:t>
+      </w:r>
+      <w:r>
+        <w:rPr/>
+        <w:t>ENG = "ABCDEFGHIJKLMNOPQRSTUVWXYZ"</w:t>
+      </w:r>
+    </w:p>
+    <w:p>
+      <w:pPr>
+        <w:pStyle w:val="Code"/>
+        <w:rPr/>
+      </w:pPr>
+      <w:r>
+        <w:rPr/>
+        <w:t xml:space="preserve">    </w:t>
+      </w:r>
+      <w:r>
+        <w:rPr/>
+        <w:t>UKR = "АБВГҐДЕЄЖЗИІЇЙКЛМНОПРСТУФХЦЧШЩЬЮЯ"</w:t>
+      </w:r>
+    </w:p>
+    <w:p>
+      <w:pPr>
+        <w:pStyle w:val="Code"/>
+        <w:rPr/>
+      </w:pPr>
+      <w:r>
+        <w:rPr/>
+      </w:r>
+    </w:p>
+    <w:p>
+      <w:pPr>
+        <w:pStyle w:val="Code"/>
+        <w:rPr/>
+      </w:pPr>
+      <w:r>
+        <w:rPr/>
+      </w:r>
+    </w:p>
+    <w:p>
+      <w:pPr>
+        <w:pStyle w:val="Code"/>
+        <w:rPr/>
+      </w:pPr>
+      <w:r>
+        <w:rPr/>
+        <w:t>def vigenere(text: str, key: str, alphabet: str, to_decode: bool = False) -&gt; str:</w:t>
+      </w:r>
+    </w:p>
+    <w:p>
+      <w:pPr>
+        <w:pStyle w:val="Code"/>
+        <w:rPr/>
+      </w:pPr>
+      <w:r>
+        <w:rPr/>
+        <w:t xml:space="preserve">    </w:t>
+      </w:r>
+      <w:r>
+        <w:rPr/>
+        <w:t>if not text or not key:</w:t>
+      </w:r>
+    </w:p>
+    <w:p>
+      <w:pPr>
+        <w:pStyle w:val="Code"/>
+        <w:rPr/>
+      </w:pPr>
+      <w:r>
+        <w:rPr/>
+        <w:t xml:space="preserve">        </w:t>
+      </w:r>
+      <w:r>
+        <w:rPr/>
+        <w:t>return ""</w:t>
+      </w:r>
+    </w:p>
+    <w:p>
+      <w:pPr>
+        <w:pStyle w:val="Code"/>
+        <w:rPr/>
+      </w:pPr>
+      <w:r>
+        <w:rPr/>
+      </w:r>
+    </w:p>
+    <w:p>
+      <w:pPr>
+        <w:pStyle w:val="Code"/>
+        <w:rPr/>
+      </w:pPr>
+      <w:r>
+        <w:rPr/>
+        <w:t xml:space="preserve">    </w:t>
+      </w:r>
+      <w:r>
+        <w:rPr/>
+        <w:t>num_to_letter: dict[int, str] = dict(enumerate(alphabet))</w:t>
+      </w:r>
+    </w:p>
+    <w:p>
+      <w:pPr>
+        <w:pStyle w:val="Code"/>
+        <w:rPr/>
+      </w:pPr>
+      <w:r>
+        <w:rPr/>
+        <w:t xml:space="preserve">    </w:t>
+      </w:r>
+      <w:r>
+        <w:rPr/>
+        <w:t>letter_to_num: dict[str, int] = {v: k for k, v in num_to_letter.items()}</w:t>
+      </w:r>
+    </w:p>
+    <w:p>
+      <w:pPr>
+        <w:pStyle w:val="Code"/>
+        <w:rPr/>
+      </w:pPr>
+      <w:r>
+        <w:rPr/>
+      </w:r>
+    </w:p>
+    <w:p>
+      <w:pPr>
+        <w:pStyle w:val="Code"/>
+        <w:rPr/>
+      </w:pPr>
+      <w:r>
+        <w:rPr/>
+        <w:t xml:space="preserve">    </w:t>
+      </w:r>
+      <w:r>
+        <w:rPr/>
+        <w:t># Заміняє всі символи, яких немає в алфавіті</w:t>
+      </w:r>
+    </w:p>
+    <w:p>
+      <w:pPr>
+        <w:pStyle w:val="Code"/>
+        <w:rPr/>
+      </w:pPr>
+      <w:r>
+        <w:rPr/>
+        <w:t xml:space="preserve">    </w:t>
+      </w:r>
+      <w:r>
+        <w:rPr/>
+        <w:t>non_letters_pattern: str = rf"[^{alphabet.upper()}{alphabet.lower()}]"</w:t>
+      </w:r>
+    </w:p>
+    <w:p>
+      <w:pPr>
+        <w:pStyle w:val="Code"/>
+        <w:rPr/>
+      </w:pPr>
+      <w:r>
+        <w:rPr/>
+        <w:t xml:space="preserve">    </w:t>
+      </w:r>
+      <w:r>
+        <w:rPr/>
+        <w:t>clean_key: str = re.sub(non_letters_pattern, "", key).upper()</w:t>
+      </w:r>
+    </w:p>
+    <w:p>
+      <w:pPr>
+        <w:pStyle w:val="Code"/>
+        <w:rPr/>
+      </w:pPr>
+      <w:r>
+        <w:rPr/>
+      </w:r>
+    </w:p>
+    <w:p>
+      <w:pPr>
+        <w:pStyle w:val="Code"/>
+        <w:rPr/>
+      </w:pPr>
+      <w:r>
+        <w:rPr/>
+        <w:t xml:space="preserve">    </w:t>
+      </w:r>
+      <w:r>
+        <w:rPr/>
+        <w:t>resulting_string: str = str()</w:t>
+      </w:r>
+    </w:p>
+    <w:p>
+      <w:pPr>
+        <w:pStyle w:val="Code"/>
+        <w:rPr/>
+      </w:pPr>
+      <w:r>
+        <w:rPr/>
+        <w:t xml:space="preserve">    </w:t>
+      </w:r>
+      <w:r>
+        <w:rPr/>
+        <w:t>key_index: int = 0</w:t>
+      </w:r>
+    </w:p>
+    <w:p>
+      <w:pPr>
+        <w:pStyle w:val="Code"/>
+        <w:rPr/>
+      </w:pPr>
+      <w:r>
+        <w:rPr/>
+      </w:r>
+    </w:p>
+    <w:p>
+      <w:pPr>
+        <w:pStyle w:val="Code"/>
+        <w:rPr/>
+      </w:pPr>
+      <w:r>
+        <w:rPr/>
+        <w:t xml:space="preserve">    </w:t>
+      </w:r>
+      <w:r>
+        <w:rPr/>
+        <w:t>for letter in text:</w:t>
+      </w:r>
+    </w:p>
+    <w:p>
+      <w:pPr>
+        <w:pStyle w:val="Code"/>
+        <w:rPr/>
+      </w:pPr>
+      <w:r>
+        <w:rPr/>
+        <w:t xml:space="preserve">        </w:t>
+      </w:r>
+      <w:r>
+        <w:rPr/>
+        <w:t>if letter.upper() in letter_to_num:</w:t>
+      </w:r>
+    </w:p>
+    <w:p>
+      <w:pPr>
+        <w:pStyle w:val="Code"/>
+        <w:rPr/>
+      </w:pPr>
+      <w:r>
+        <w:rPr/>
+        <w:t xml:space="preserve">            </w:t>
+      </w:r>
+      <w:r>
+        <w:rPr/>
+        <w:t># Повторювати літери ключа</w:t>
+      </w:r>
+    </w:p>
+    <w:p>
+      <w:pPr>
+        <w:pStyle w:val="Code"/>
+        <w:rPr/>
+      </w:pPr>
+      <w:r>
+        <w:rPr/>
+        <w:t xml:space="preserve">            </w:t>
+      </w:r>
+      <w:r>
+        <w:rPr/>
+        <w:t>key_letter: str = clean_key[key_index % len(clean_key)]</w:t>
+      </w:r>
+    </w:p>
+    <w:p>
+      <w:pPr>
+        <w:pStyle w:val="Code"/>
+        <w:rPr/>
+      </w:pPr>
+      <w:r>
+        <w:rPr/>
+      </w:r>
+    </w:p>
+    <w:p>
+      <w:pPr>
+        <w:pStyle w:val="Code"/>
+        <w:rPr/>
+      </w:pPr>
+      <w:r>
+        <w:rPr/>
+        <w:t xml:space="preserve">            </w:t>
+      </w:r>
+      <w:r>
+        <w:rPr/>
+        <w:t>key_number: int = letter_to_num.get(key_letter, -1)</w:t>
+      </w:r>
+    </w:p>
+    <w:p>
+      <w:pPr>
+        <w:pStyle w:val="Code"/>
+        <w:rPr/>
+      </w:pPr>
+      <w:r>
+        <w:rPr/>
+        <w:t xml:space="preserve">            </w:t>
+      </w:r>
+      <w:r>
+        <w:rPr/>
+        <w:t>letter_number: int = letter_to_num.get(letter.upper(), -1)</w:t>
+      </w:r>
+    </w:p>
+    <w:p>
+      <w:pPr>
+        <w:pStyle w:val="Code"/>
+        <w:rPr/>
+      </w:pPr>
+      <w:r>
+        <w:rPr/>
+      </w:r>
+    </w:p>
+    <w:p>
+      <w:pPr>
+        <w:pStyle w:val="Code"/>
+        <w:rPr/>
+      </w:pPr>
+      <w:r>
+        <w:rPr/>
+        <w:t xml:space="preserve">            </w:t>
+      </w:r>
+      <w:r>
+        <w:rPr/>
+        <w:t>if not to_decode:</w:t>
+      </w:r>
+    </w:p>
+    <w:p>
+      <w:pPr>
+        <w:pStyle w:val="Code"/>
+        <w:rPr/>
+      </w:pPr>
+      <w:r>
+        <w:rPr/>
+        <w:t xml:space="preserve">                </w:t>
+      </w:r>
+      <w:r>
+        <w:rPr/>
+        <w:t>new_number: int = (letter_number + key_number) % len(alphabet)</w:t>
+      </w:r>
+    </w:p>
+    <w:p>
+      <w:pPr>
+        <w:pStyle w:val="Code"/>
+        <w:rPr/>
+      </w:pPr>
+      <w:r>
+        <w:rPr/>
+        <w:t xml:space="preserve">            </w:t>
+      </w:r>
+      <w:r>
+        <w:rPr/>
+        <w:t>else:</w:t>
+      </w:r>
+    </w:p>
+    <w:p>
+      <w:pPr>
+        <w:pStyle w:val="Code"/>
+        <w:rPr/>
+      </w:pPr>
+      <w:r>
+        <w:rPr/>
+        <w:t xml:space="preserve">                </w:t>
+      </w:r>
+      <w:r>
+        <w:rPr/>
+        <w:t>new_number = (letter_number - key_number) % len(alphabet)</w:t>
+      </w:r>
+    </w:p>
+    <w:p>
+      <w:pPr>
+        <w:pStyle w:val="Code"/>
+        <w:rPr/>
+      </w:pPr>
+      <w:r>
+        <w:rPr/>
+      </w:r>
+    </w:p>
+    <w:p>
+      <w:pPr>
+        <w:pStyle w:val="Code"/>
+        <w:rPr/>
+      </w:pPr>
+      <w:r>
+        <w:rPr/>
+        <w:t xml:space="preserve">            </w:t>
+      </w:r>
+      <w:r>
+        <w:rPr/>
+        <w:t>new_letter: str = num_to_letter.get(new_number, "")</w:t>
+      </w:r>
+    </w:p>
+    <w:p>
+      <w:pPr>
+        <w:pStyle w:val="Code"/>
+        <w:rPr/>
+      </w:pPr>
+      <w:r>
+        <w:rPr/>
+        <w:t xml:space="preserve">            </w:t>
+      </w:r>
+      <w:r>
+        <w:rPr/>
+        <w:t>normalized_letter: str = (</w:t>
+      </w:r>
+    </w:p>
+    <w:p>
+      <w:pPr>
+        <w:pStyle w:val="Code"/>
+        <w:rPr/>
+      </w:pPr>
+      <w:r>
+        <w:rPr/>
+        <w:t xml:space="preserve">                </w:t>
+      </w:r>
+      <w:r>
+        <w:rPr/>
+        <w:t>new_letter if letter == letter.upper() else new_letter.lower()</w:t>
+      </w:r>
+    </w:p>
+    <w:p>
+      <w:pPr>
+        <w:pStyle w:val="Code"/>
+        <w:rPr/>
+      </w:pPr>
+      <w:r>
+        <w:rPr/>
+        <w:t xml:space="preserve">            </w:t>
+      </w:r>
+      <w:r>
+        <w:rPr/>
+        <w:t>)</w:t>
+      </w:r>
+    </w:p>
+    <w:p>
+      <w:pPr>
+        <w:pStyle w:val="Code"/>
+        <w:rPr/>
+      </w:pPr>
+      <w:r>
+        <w:rPr/>
+      </w:r>
+    </w:p>
+    <w:p>
+      <w:pPr>
+        <w:pStyle w:val="Code"/>
+        <w:rPr/>
+      </w:pPr>
+      <w:r>
+        <w:rPr/>
+        <w:t xml:space="preserve">            </w:t>
+      </w:r>
+      <w:r>
+        <w:rPr/>
+        <w:t>resulting_string += normalized_letter</w:t>
+      </w:r>
+    </w:p>
+    <w:p>
+      <w:pPr>
+        <w:pStyle w:val="Code"/>
+        <w:rPr/>
+      </w:pPr>
+      <w:r>
+        <w:rPr/>
+        <w:t xml:space="preserve">        </w:t>
+      </w:r>
+      <w:r>
+        <w:rPr/>
+        <w:t>else:</w:t>
+      </w:r>
+    </w:p>
+    <w:p>
+      <w:pPr>
+        <w:pStyle w:val="Code"/>
+        <w:rPr/>
+      </w:pPr>
+      <w:r>
+        <w:rPr/>
+        <w:t xml:space="preserve">            </w:t>
+      </w:r>
+      <w:r>
+        <w:rPr/>
+        <w:t>resulting_string += letter</w:t>
+      </w:r>
+    </w:p>
+    <w:p>
+      <w:pPr>
+        <w:pStyle w:val="Code"/>
+        <w:rPr/>
+      </w:pPr>
+      <w:r>
+        <w:rPr/>
+        <w:t xml:space="preserve">        </w:t>
+      </w:r>
+      <w:r>
+        <w:rPr/>
+        <w:t>key_index += 1</w:t>
+      </w:r>
+    </w:p>
+    <w:p>
+      <w:pPr>
+        <w:pStyle w:val="Code"/>
+        <w:rPr/>
+      </w:pPr>
+      <w:r>
+        <w:rPr/>
+      </w:r>
+    </w:p>
+    <w:p>
+      <w:pPr>
+        <w:pStyle w:val="Code"/>
+        <w:rPr/>
+      </w:pPr>
+      <w:r>
+        <w:rPr/>
+        <w:t xml:space="preserve">    </w:t>
+      </w:r>
+      <w:r>
+        <w:rPr/>
+        <w:t>return resulting_string</w:t>
+      </w:r>
+    </w:p>
+    <w:p>
+      <w:pPr>
+        <w:pStyle w:val="Code"/>
+        <w:rPr/>
+      </w:pPr>
+      <w:r>
+        <w:rPr/>
+      </w:r>
+    </w:p>
+    <w:p>
+      <w:pPr>
+        <w:pStyle w:val="Code"/>
+        <w:rPr/>
+      </w:pPr>
+      <w:r>
+        <w:rPr/>
+      </w:r>
+    </w:p>
+    <w:p>
+      <w:pPr>
+        <w:pStyle w:val="Code"/>
+        <w:rPr/>
+      </w:pPr>
+      <w:r>
+        <w:rPr/>
+        <w:t>class Lang:</w:t>
+      </w:r>
+    </w:p>
+    <w:p>
+      <w:pPr>
+        <w:pStyle w:val="Code"/>
+        <w:rPr/>
+      </w:pPr>
+      <w:r>
+        <w:rPr/>
+        <w:t xml:space="preserve">    </w:t>
+      </w:r>
+      <w:r>
+        <w:rPr/>
+        <w:t>ENG = "English"</w:t>
+      </w:r>
+    </w:p>
+    <w:p>
+      <w:pPr>
+        <w:pStyle w:val="Code"/>
+        <w:rPr/>
+      </w:pPr>
+      <w:r>
+        <w:rPr/>
+        <w:t xml:space="preserve">    </w:t>
+      </w:r>
+      <w:r>
+        <w:rPr/>
+        <w:t>UKR = "Українська"</w:t>
+      </w:r>
+    </w:p>
+    <w:p>
+      <w:pPr>
+        <w:pStyle w:val="Code"/>
+        <w:rPr/>
+      </w:pPr>
+      <w:r>
+        <w:rPr/>
+      </w:r>
+    </w:p>
+    <w:p>
+      <w:pPr>
+        <w:pStyle w:val="Code"/>
+        <w:rPr/>
+      </w:pPr>
+      <w:r>
+        <w:rPr/>
+      </w:r>
+    </w:p>
+    <w:p>
+      <w:pPr>
+        <w:pStyle w:val="Code"/>
+        <w:rPr/>
+      </w:pPr>
+      <w:r>
+        <w:rPr/>
+        <w:t>def render_ui(lang: str) -&gt; None:</w:t>
+      </w:r>
+    </w:p>
+    <w:p>
+      <w:pPr>
+        <w:pStyle w:val="Code"/>
+        <w:rPr/>
+      </w:pPr>
+      <w:r>
+        <w:rPr/>
+        <w:t xml:space="preserve">    </w:t>
+      </w:r>
+      <w:r>
+        <w:rPr/>
+        <w:t>is_english: bool = lang == Lang.ENG</w:t>
+      </w:r>
+    </w:p>
+    <w:p>
+      <w:pPr>
+        <w:pStyle w:val="Code"/>
+        <w:rPr/>
+      </w:pPr>
+      <w:r>
+        <w:rPr/>
+      </w:r>
+    </w:p>
+    <w:p>
+      <w:pPr>
+        <w:pStyle w:val="Code"/>
+        <w:rPr/>
+      </w:pPr>
+      <w:r>
+        <w:rPr/>
+        <w:t xml:space="preserve">    </w:t>
+      </w:r>
+      <w:r>
+        <w:rPr/>
+        <w:t>text_input = (</w:t>
+      </w:r>
+    </w:p>
+    <w:p>
+      <w:pPr>
+        <w:pStyle w:val="Code"/>
+        <w:rPr/>
+      </w:pPr>
+      <w:r>
+        <w:rPr/>
+        <w:t xml:space="preserve">        </w:t>
+      </w:r>
+      <w:r>
+        <w:rPr/>
+        <w:t>ui.input(label="📃 " + ("Input text" if is_english else "Текст для кодування"))</w:t>
+      </w:r>
+    </w:p>
+    <w:p>
+      <w:pPr>
+        <w:pStyle w:val="Code"/>
+        <w:rPr/>
+      </w:pPr>
+      <w:r>
+        <w:rPr/>
+        <w:t xml:space="preserve">        </w:t>
+      </w:r>
+      <w:r>
+        <w:rPr/>
+        <w:t>.classes("w-full")</w:t>
+      </w:r>
+    </w:p>
+    <w:p>
+      <w:pPr>
+        <w:pStyle w:val="Code"/>
+        <w:rPr/>
+      </w:pPr>
+      <w:r>
+        <w:rPr/>
+        <w:t xml:space="preserve">        </w:t>
+      </w:r>
+      <w:r>
+        <w:rPr/>
+        <w:t>.props("outlined clearable")</w:t>
+      </w:r>
+    </w:p>
+    <w:p>
+      <w:pPr>
+        <w:pStyle w:val="Code"/>
+        <w:rPr/>
+      </w:pPr>
+      <w:r>
+        <w:rPr/>
+        <w:t xml:space="preserve">    </w:t>
+      </w:r>
+      <w:r>
+        <w:rPr/>
+        <w:t>)</w:t>
+      </w:r>
+    </w:p>
+    <w:p>
+      <w:pPr>
+        <w:pStyle w:val="Code"/>
+        <w:rPr/>
+      </w:pPr>
+      <w:r>
+        <w:rPr/>
+        <w:t xml:space="preserve">    </w:t>
+      </w:r>
+      <w:r>
+        <w:rPr/>
+        <w:t>key_input = (</w:t>
+      </w:r>
+    </w:p>
+    <w:p>
+      <w:pPr>
+        <w:pStyle w:val="Code"/>
+        <w:rPr/>
+      </w:pPr>
+      <w:r>
+        <w:rPr/>
+        <w:t xml:space="preserve">        </w:t>
+      </w:r>
+      <w:r>
+        <w:rPr/>
+        <w:t>ui.input(label="🧷 " + ("Key" if is_english else "Ключ"))</w:t>
+      </w:r>
+    </w:p>
+    <w:p>
+      <w:pPr>
+        <w:pStyle w:val="Code"/>
+        <w:rPr/>
+      </w:pPr>
+      <w:r>
+        <w:rPr/>
+        <w:t xml:space="preserve">        </w:t>
+      </w:r>
+      <w:r>
+        <w:rPr/>
+        <w:t>.classes("w-full")</w:t>
+      </w:r>
+    </w:p>
+    <w:p>
+      <w:pPr>
+        <w:pStyle w:val="Code"/>
+        <w:rPr/>
+      </w:pPr>
+      <w:r>
+        <w:rPr/>
+        <w:t xml:space="preserve">        </w:t>
+      </w:r>
+      <w:r>
+        <w:rPr/>
+        <w:t>.props("outlined clearable")</w:t>
+      </w:r>
+    </w:p>
+    <w:p>
+      <w:pPr>
+        <w:pStyle w:val="Code"/>
+        <w:rPr/>
+      </w:pPr>
+      <w:r>
+        <w:rPr/>
+        <w:t xml:space="preserve">    </w:t>
+      </w:r>
+      <w:r>
+        <w:rPr/>
+        <w:t>)</w:t>
+      </w:r>
+    </w:p>
+    <w:p>
+      <w:pPr>
+        <w:pStyle w:val="Code"/>
+        <w:rPr/>
+      </w:pPr>
+      <w:r>
+        <w:rPr/>
+        <w:t xml:space="preserve">    </w:t>
+      </w:r>
+      <w:r>
+        <w:rPr/>
+        <w:t>with (</w:t>
+      </w:r>
+    </w:p>
+    <w:p>
+      <w:pPr>
+        <w:pStyle w:val="Code"/>
+        <w:rPr/>
+      </w:pPr>
+      <w:r>
+        <w:rPr/>
+        <w:t xml:space="preserve">        </w:t>
+      </w:r>
+      <w:r>
+        <w:rPr/>
+        <w:t>ui.input(label="⌨️ " + ("Encoded text" if is_english else "Шифротекст"))</w:t>
+      </w:r>
+    </w:p>
+    <w:p>
+      <w:pPr>
+        <w:pStyle w:val="Code"/>
+        <w:rPr/>
+      </w:pPr>
+      <w:r>
+        <w:rPr/>
+        <w:t xml:space="preserve">        </w:t>
+      </w:r>
+      <w:r>
+        <w:rPr/>
+        <w:t>.classes("w-full")</w:t>
+      </w:r>
+    </w:p>
+    <w:p>
+      <w:pPr>
+        <w:pStyle w:val="Code"/>
+        <w:rPr/>
+      </w:pPr>
+      <w:r>
+        <w:rPr/>
+        <w:t xml:space="preserve">        </w:t>
+      </w:r>
+      <w:r>
+        <w:rPr/>
+        <w:t>.props("filled readonly") as result_output</w:t>
+      </w:r>
+    </w:p>
+    <w:p>
+      <w:pPr>
+        <w:pStyle w:val="Code"/>
+        <w:rPr/>
+      </w:pPr>
+      <w:r>
+        <w:rPr/>
+        <w:t xml:space="preserve">    </w:t>
+      </w:r>
+      <w:r>
+        <w:rPr/>
+        <w:t>):</w:t>
+      </w:r>
+    </w:p>
+    <w:p>
+      <w:pPr>
+        <w:pStyle w:val="Code"/>
+        <w:rPr/>
+      </w:pPr>
+      <w:r>
+        <w:rPr/>
+        <w:t xml:space="preserve">        </w:t>
+      </w:r>
+      <w:r>
+        <w:rPr/>
+        <w:t>result_copy_button = ui.button(</w:t>
+      </w:r>
+    </w:p>
+    <w:p>
+      <w:pPr>
+        <w:pStyle w:val="Code"/>
+        <w:rPr/>
+      </w:pPr>
+      <w:r>
+        <w:rPr/>
+        <w:t xml:space="preserve">            </w:t>
+      </w:r>
+      <w:r>
+        <w:rPr/>
+        <w:t>icon="o_copy",</w:t>
+      </w:r>
+    </w:p>
+    <w:p>
+      <w:pPr>
+        <w:pStyle w:val="Code"/>
+        <w:rPr/>
+      </w:pPr>
+      <w:r>
+        <w:rPr/>
+        <w:t xml:space="preserve">            </w:t>
+      </w:r>
+      <w:r>
+        <w:rPr/>
+        <w:t>on_click=lambda: ui.clipboard.write(result_output.value),</w:t>
+      </w:r>
+    </w:p>
+    <w:p>
+      <w:pPr>
+        <w:pStyle w:val="Code"/>
+        <w:rPr/>
+      </w:pPr>
+      <w:r>
+        <w:rPr/>
+        <w:t xml:space="preserve">        </w:t>
+      </w:r>
+      <w:r>
+        <w:rPr/>
+        <w:t>).props("dense flat")</w:t>
+      </w:r>
+    </w:p>
+    <w:p>
+      <w:pPr>
+        <w:pStyle w:val="Code"/>
+        <w:rPr/>
+      </w:pPr>
+      <w:r>
+        <w:rPr/>
+      </w:r>
+    </w:p>
+    <w:p>
+      <w:pPr>
+        <w:pStyle w:val="Code"/>
+        <w:rPr/>
+      </w:pPr>
+      <w:r>
+        <w:rPr/>
+        <w:t xml:space="preserve">    </w:t>
+      </w:r>
+      <w:r>
+        <w:rPr/>
+        <w:t>def process_text(to_decode: bool = False) -&gt; None:</w:t>
+      </w:r>
+    </w:p>
+    <w:p>
+      <w:pPr>
+        <w:pStyle w:val="Code"/>
+        <w:rPr/>
+      </w:pPr>
+      <w:r>
+        <w:rPr/>
+        <w:t xml:space="preserve">        </w:t>
+      </w:r>
+      <w:r>
+        <w:rPr/>
+        <w:t>resulting_string: str = vigenere(</w:t>
+      </w:r>
+    </w:p>
+    <w:p>
+      <w:pPr>
+        <w:pStyle w:val="Code"/>
+        <w:rPr/>
+      </w:pPr>
+      <w:r>
+        <w:rPr/>
+        <w:t xml:space="preserve">            </w:t>
+      </w:r>
+      <w:r>
+        <w:rPr/>
+        <w:t>text_input.value,</w:t>
+      </w:r>
+    </w:p>
+    <w:p>
+      <w:pPr>
+        <w:pStyle w:val="Code"/>
+        <w:rPr/>
+      </w:pPr>
+      <w:r>
+        <w:rPr/>
+        <w:t xml:space="preserve">            </w:t>
+      </w:r>
+      <w:r>
+        <w:rPr/>
+        <w:t>key_input.value,</w:t>
+      </w:r>
+    </w:p>
+    <w:p>
+      <w:pPr>
+        <w:pStyle w:val="Code"/>
+        <w:rPr/>
+      </w:pPr>
+      <w:r>
+        <w:rPr/>
+        <w:t xml:space="preserve">            </w:t>
+      </w:r>
+      <w:r>
+        <w:rPr/>
+        <w:t>alphabet=Alphabet.ENG if is_english else Alphabet.UKR,</w:t>
+      </w:r>
+    </w:p>
+    <w:p>
+      <w:pPr>
+        <w:pStyle w:val="Code"/>
+        <w:rPr/>
+      </w:pPr>
+      <w:r>
+        <w:rPr/>
+        <w:t xml:space="preserve">            </w:t>
+      </w:r>
+      <w:r>
+        <w:rPr/>
+        <w:t>to_decode=True if to_decode else False,</w:t>
+      </w:r>
+    </w:p>
+    <w:p>
+      <w:pPr>
+        <w:pStyle w:val="Code"/>
+        <w:rPr/>
+      </w:pPr>
+      <w:r>
+        <w:rPr/>
+        <w:t xml:space="preserve">        </w:t>
+      </w:r>
+      <w:r>
+        <w:rPr/>
+        <w:t>)</w:t>
+      </w:r>
+    </w:p>
+    <w:p>
+      <w:pPr>
+        <w:pStyle w:val="Code"/>
+        <w:rPr/>
+      </w:pPr>
+      <w:r>
+        <w:rPr/>
+        <w:t xml:space="preserve">        </w:t>
+      </w:r>
+      <w:r>
+        <w:rPr/>
+        <w:t>result_output.value = resulting_string</w:t>
+      </w:r>
+    </w:p>
+    <w:p>
+      <w:pPr>
+        <w:pStyle w:val="Code"/>
+        <w:rPr/>
+      </w:pPr>
+      <w:r>
+        <w:rPr/>
+      </w:r>
+    </w:p>
+    <w:p>
+      <w:pPr>
+        <w:pStyle w:val="Code"/>
+        <w:rPr/>
+      </w:pPr>
+      <w:r>
+        <w:rPr/>
+        <w:t xml:space="preserve">    </w:t>
+      </w:r>
+      <w:r>
+        <w:rPr/>
+        <w:t>with ui.button_group().classes("w-full"):</w:t>
+      </w:r>
+    </w:p>
+    <w:p>
+      <w:pPr>
+        <w:pStyle w:val="Code"/>
+        <w:rPr/>
+      </w:pPr>
+      <w:r>
+        <w:rPr/>
+        <w:t xml:space="preserve">        </w:t>
+      </w:r>
+      <w:r>
+        <w:rPr/>
+        <w:t>encode_button = (</w:t>
+      </w:r>
+    </w:p>
+    <w:p>
+      <w:pPr>
+        <w:pStyle w:val="Code"/>
+        <w:rPr/>
+      </w:pPr>
+      <w:r>
+        <w:rPr/>
+        <w:t xml:space="preserve">            </w:t>
+      </w:r>
+      <w:r>
+        <w:rPr/>
+        <w:t>ui.button(</w:t>
+      </w:r>
+    </w:p>
+    <w:p>
+      <w:pPr>
+        <w:pStyle w:val="Code"/>
+        <w:rPr/>
+      </w:pPr>
+      <w:r>
+        <w:rPr/>
+        <w:t xml:space="preserve">                </w:t>
+      </w:r>
+      <w:r>
+        <w:rPr/>
+        <w:t>"Encode" if is_english else "Кодувати",</w:t>
+      </w:r>
+    </w:p>
+    <w:p>
+      <w:pPr>
+        <w:pStyle w:val="Code"/>
+        <w:rPr/>
+      </w:pPr>
+      <w:r>
+        <w:rPr/>
+        <w:t xml:space="preserve">                </w:t>
+      </w:r>
+      <w:r>
+        <w:rPr/>
+        <w:t>color="lime-500",</w:t>
+      </w:r>
+    </w:p>
+    <w:p>
+      <w:pPr>
+        <w:pStyle w:val="Code"/>
+        <w:rPr/>
+      </w:pPr>
+      <w:r>
+        <w:rPr/>
+        <w:t xml:space="preserve">                </w:t>
+      </w:r>
+      <w:r>
+        <w:rPr/>
+        <w:t>on_click=lambda: process_text(True),</w:t>
+      </w:r>
+    </w:p>
+    <w:p>
+      <w:pPr>
+        <w:pStyle w:val="Code"/>
+        <w:rPr/>
+      </w:pPr>
+      <w:r>
+        <w:rPr/>
+        <w:t xml:space="preserve">            </w:t>
+      </w:r>
+      <w:r>
+        <w:rPr/>
+        <w:t>)</w:t>
+      </w:r>
+    </w:p>
+    <w:p>
+      <w:pPr>
+        <w:pStyle w:val="Code"/>
+        <w:rPr/>
+      </w:pPr>
+      <w:r>
+        <w:rPr/>
+        <w:t xml:space="preserve">            </w:t>
+      </w:r>
+      <w:r>
+        <w:rPr/>
+        <w:t>.props("text-color=white")</w:t>
+      </w:r>
+    </w:p>
+    <w:p>
+      <w:pPr>
+        <w:pStyle w:val="Code"/>
+        <w:rPr/>
+      </w:pPr>
+      <w:r>
+        <w:rPr/>
+        <w:t xml:space="preserve">            </w:t>
+      </w:r>
+      <w:r>
+        <w:rPr/>
+        <w:t>.classes("w-full")</w:t>
+      </w:r>
+    </w:p>
+    <w:p>
+      <w:pPr>
+        <w:pStyle w:val="Code"/>
+        <w:rPr/>
+      </w:pPr>
+      <w:r>
+        <w:rPr/>
+        <w:t xml:space="preserve">        </w:t>
+      </w:r>
+      <w:r>
+        <w:rPr/>
+        <w:t>)</w:t>
+      </w:r>
+    </w:p>
+    <w:p>
+      <w:pPr>
+        <w:pStyle w:val="Code"/>
+        <w:rPr/>
+      </w:pPr>
+      <w:r>
+        <w:rPr/>
+        <w:t xml:space="preserve">        </w:t>
+      </w:r>
+      <w:r>
+        <w:rPr/>
+        <w:t>decode_button = (</w:t>
+      </w:r>
+    </w:p>
+    <w:p>
+      <w:pPr>
+        <w:pStyle w:val="Code"/>
+        <w:rPr/>
+      </w:pPr>
+      <w:r>
+        <w:rPr/>
+        <w:t xml:space="preserve">            </w:t>
+      </w:r>
+      <w:r>
+        <w:rPr/>
+        <w:t>ui.button(</w:t>
+      </w:r>
+    </w:p>
+    <w:p>
+      <w:pPr>
+        <w:pStyle w:val="Code"/>
+        <w:rPr/>
+      </w:pPr>
+      <w:r>
+        <w:rPr/>
+        <w:t xml:space="preserve">                </w:t>
+      </w:r>
+      <w:r>
+        <w:rPr/>
+        <w:t>"Decode" if is_english else "Декодувати",</w:t>
+      </w:r>
+    </w:p>
+    <w:p>
+      <w:pPr>
+        <w:pStyle w:val="Code"/>
+        <w:rPr/>
+      </w:pPr>
+      <w:r>
+        <w:rPr/>
+        <w:t xml:space="preserve">                </w:t>
+      </w:r>
+      <w:r>
+        <w:rPr/>
+        <w:t>color="sky-400",</w:t>
+      </w:r>
+    </w:p>
+    <w:p>
+      <w:pPr>
+        <w:pStyle w:val="Code"/>
+        <w:rPr/>
+      </w:pPr>
+      <w:r>
+        <w:rPr/>
+        <w:t xml:space="preserve">                </w:t>
+      </w:r>
+      <w:r>
+        <w:rPr/>
+        <w:t>on_click=lambda: process_text(False),</w:t>
+      </w:r>
+    </w:p>
+    <w:p>
+      <w:pPr>
+        <w:pStyle w:val="Code"/>
+        <w:rPr/>
+      </w:pPr>
+      <w:r>
+        <w:rPr/>
+        <w:t xml:space="preserve">            </w:t>
+      </w:r>
+      <w:r>
+        <w:rPr/>
+        <w:t>)</w:t>
+      </w:r>
+    </w:p>
+    <w:p>
+      <w:pPr>
+        <w:pStyle w:val="Code"/>
+        <w:rPr/>
+      </w:pPr>
+      <w:r>
+        <w:rPr/>
+        <w:t xml:space="preserve">            </w:t>
+      </w:r>
+      <w:r>
+        <w:rPr/>
+        <w:t>.props("text-color=white")</w:t>
+      </w:r>
+    </w:p>
+    <w:p>
+      <w:pPr>
+        <w:pStyle w:val="Code"/>
+        <w:rPr/>
+      </w:pPr>
+      <w:r>
+        <w:rPr/>
+        <w:t xml:space="preserve">            </w:t>
+      </w:r>
+      <w:r>
+        <w:rPr/>
+        <w:t>.classes("w-full")</w:t>
+      </w:r>
+    </w:p>
+    <w:p>
+      <w:pPr>
+        <w:pStyle w:val="Code"/>
+        <w:rPr/>
+      </w:pPr>
+      <w:r>
+        <w:rPr/>
+        <w:t xml:space="preserve">        </w:t>
+      </w:r>
+      <w:r>
+        <w:rPr/>
+        <w:t>)</w:t>
+      </w:r>
+    </w:p>
+    <w:p>
+      <w:pPr>
+        <w:pStyle w:val="Code"/>
+        <w:rPr/>
+      </w:pPr>
+      <w:r>
+        <w:rPr/>
+      </w:r>
+    </w:p>
+    <w:p>
+      <w:pPr>
+        <w:pStyle w:val="Code"/>
+        <w:rPr/>
+      </w:pPr>
+      <w:r>
+        <w:rPr/>
+      </w:r>
+    </w:p>
+    <w:p>
+      <w:pPr>
+        <w:pStyle w:val="Code"/>
+        <w:rPr/>
+      </w:pPr>
+      <w:r>
+        <w:rPr/>
+        <w:t>with ui.card().classes("max-w-2xl mx-auto mt-[20vh]"):</w:t>
+      </w:r>
+    </w:p>
+    <w:p>
+      <w:pPr>
+        <w:pStyle w:val="Code"/>
+        <w:rPr/>
+      </w:pPr>
+      <w:r>
+        <w:rPr/>
+        <w:t xml:space="preserve">    </w:t>
+      </w:r>
+      <w:r>
+        <w:rPr/>
+        <w:t>with ui.tabs().classes("w-full") as tabs:</w:t>
+      </w:r>
+    </w:p>
+    <w:p>
+      <w:pPr>
+        <w:pStyle w:val="Code"/>
+        <w:rPr/>
+      </w:pPr>
+      <w:r>
+        <w:rPr/>
+        <w:t xml:space="preserve">        </w:t>
+      </w:r>
+      <w:r>
+        <w:rPr/>
+        <w:t>eng_tab = ui.tab(Lang.ENG)</w:t>
+      </w:r>
+    </w:p>
+    <w:p>
+      <w:pPr>
+        <w:pStyle w:val="Code"/>
+        <w:rPr/>
+      </w:pPr>
+      <w:r>
+        <w:rPr/>
+        <w:t xml:space="preserve">        </w:t>
+      </w:r>
+      <w:r>
+        <w:rPr/>
+        <w:t>ukr_tab = ui.tab(Lang.UKR)</w:t>
+      </w:r>
+    </w:p>
+    <w:p>
+      <w:pPr>
+        <w:pStyle w:val="Code"/>
+        <w:rPr/>
+      </w:pPr>
+      <w:r>
+        <w:rPr/>
+      </w:r>
+    </w:p>
+    <w:p>
+      <w:pPr>
+        <w:pStyle w:val="Code"/>
+        <w:rPr/>
+      </w:pPr>
+      <w:r>
+        <w:rPr/>
+        <w:t xml:space="preserve">    </w:t>
+      </w:r>
+      <w:r>
+        <w:rPr/>
+        <w:t>with ui.tab_panels(tabs, value=eng_tab).classes("w-full"):</w:t>
+      </w:r>
+    </w:p>
+    <w:p>
+      <w:pPr>
+        <w:pStyle w:val="Code"/>
+        <w:rPr/>
+      </w:pPr>
+      <w:r>
+        <w:rPr/>
+        <w:t xml:space="preserve">        </w:t>
+      </w:r>
+      <w:r>
+        <w:rPr/>
+        <w:t>with ui.tab_panel(Lang.ENG):</w:t>
+      </w:r>
+    </w:p>
+    <w:p>
+      <w:pPr>
+        <w:pStyle w:val="Code"/>
+        <w:rPr/>
+      </w:pPr>
+      <w:r>
+        <w:rPr/>
+        <w:t xml:space="preserve">            </w:t>
+      </w:r>
+      <w:r>
+        <w:rPr/>
+        <w:t>render_ui(lang=Lang.ENG)</w:t>
+      </w:r>
+    </w:p>
+    <w:p>
+      <w:pPr>
+        <w:pStyle w:val="Code"/>
+        <w:rPr/>
+      </w:pPr>
+      <w:r>
+        <w:rPr/>
+        <w:t xml:space="preserve">        </w:t>
+      </w:r>
+      <w:r>
+        <w:rPr/>
+        <w:t>with ui.tab_panel(Lang.UKR):</w:t>
+      </w:r>
+    </w:p>
+    <w:p>
+      <w:pPr>
+        <w:pStyle w:val="Code"/>
+        <w:rPr/>
+      </w:pPr>
+      <w:r>
+        <w:rPr/>
+        <w:t xml:space="preserve">            </w:t>
+      </w:r>
+      <w:r>
+        <w:rPr/>
+        <w:t>render_ui(lang=Lang.UKR)</w:t>
+      </w:r>
+    </w:p>
+    <w:p>
+      <w:pPr>
+        <w:pStyle w:val="Code"/>
+        <w:rPr/>
+      </w:pPr>
+      <w:r>
+        <w:rPr/>
+      </w:r>
+    </w:p>
+    <w:p>
+      <w:pPr>
+        <w:pStyle w:val="Code"/>
+        <w:rPr/>
+      </w:pPr>
+      <w:r>
+        <w:rPr/>
+        <w:t>if __name__ in {"__main__", "__mp_main__"}:</w:t>
+      </w:r>
+    </w:p>
+    <w:p>
+      <w:pPr>
+        <w:pStyle w:val="Code"/>
+        <w:rPr/>
+      </w:pPr>
+      <w:r>
+        <w:rPr/>
+        <w:t xml:space="preserve">    </w:t>
+      </w:r>
+      <w:r>
+        <w:rPr/>
+        <w:t>ui.run(title="Шифр Віженера", favicon="🔐")</w:t>
       </w:r>
     </w:p>
     <w:p>
@@ -582,12 +2114,68 @@
     </w:p>
     <w:p>
       <w:pPr>
+        <w:pStyle w:val="P1"/>
+        <w:rPr/>
+      </w:pPr>
+      <w:r>
+        <w:rPr/>
+        <w:t>Для тестування обрано текст «Це текст» і ключ «КЛЮЧ».</w:t>
+      </w:r>
+    </w:p>
+    <w:p>
+      <w:pPr>
+        <w:pStyle w:val="P1"/>
+        <w:rPr/>
+      </w:pPr>
+      <w:r>
+        <w:rPr/>
+      </w:r>
+    </w:p>
+    <w:p>
+      <w:pPr>
         <w:pStyle w:val="IMG1"/>
         <w:rPr/>
       </w:pPr>
       <w:r>
         <w:rPr/>
-        <w:t>Картинка тут</w:t>
+        <w:drawing>
+          <wp:inline distT="0" distB="0" distL="0" distR="0">
+            <wp:extent cx="3429000" cy="7239000"/>
+            <wp:effectExtent l="0" t="0" r="0" b="0"/>
+            <wp:docPr id="1" name="Зображення1" descr=""/>
+            <wp:cNvGraphicFramePr>
+              <a:graphicFrameLocks xmlns:a="http://schemas.openxmlformats.org/drawingml/2006/main" noChangeAspect="1"/>
+            </wp:cNvGraphicFramePr>
+            <a:graphic xmlns:a="http://schemas.openxmlformats.org/drawingml/2006/main">
+              <a:graphicData uri="http://schemas.openxmlformats.org/drawingml/2006/picture">
+                <pic:pic xmlns:pic="http://schemas.openxmlformats.org/drawingml/2006/picture">
+                  <pic:nvPicPr>
+                    <pic:cNvPr id="1" name="Зображення1" descr=""/>
+                    <pic:cNvPicPr>
+                      <a:picLocks noChangeAspect="1" noChangeArrowheads="1"/>
+                    </pic:cNvPicPr>
+                  </pic:nvPicPr>
+                  <pic:blipFill>
+                    <a:blip r:embed="rId2"/>
+                    <a:stretch>
+                      <a:fillRect/>
+                    </a:stretch>
+                  </pic:blipFill>
+                  <pic:spPr bwMode="auto">
+                    <a:xfrm>
+                      <a:off x="0" y="0"/>
+                      <a:ext cx="3429000" cy="7239000"/>
+                    </a:xfrm>
+                    <a:prstGeom prst="rect">
+                      <a:avLst/>
+                    </a:prstGeom>
+                    <a:noFill/>
+                  </pic:spPr>
+                </pic:pic>
+              </a:graphicData>
+            </a:graphic>
+          </wp:inline>
+        </w:drawing>
       </w:r>
     </w:p>
     <w:p>
@@ -597,7 +2185,11 @@
       </w:pPr>
       <w:r>
         <w:rPr/>
-        <w:t>Рисунок 2.1 – Опис картинки</w:t>
+        <w:t xml:space="preserve">Рисунок 2.1 – </w:t>
+      </w:r>
+      <w:r>
+        <w:rPr/>
+        <w:t>Введені дані, закодоване повідомлення</w:t>
       </w:r>
     </w:p>
     <w:p>
@@ -611,6 +2203,133 @@
     </w:p>
     <w:p>
       <w:pPr>
+        <w:pStyle w:val="P1"/>
+        <w:rPr/>
+      </w:pPr>
+      <w:r>
+        <w:rPr/>
+        <w:t>При натисканні кнопки «Кодувати» поле «Шифротекст» заповнюється зашифрованим повідомленням.</w:t>
+      </w:r>
+    </w:p>
+    <w:p>
+      <w:pPr>
+        <w:pStyle w:val="P1"/>
+        <w:rPr/>
+      </w:pPr>
+      <w:r>
+        <w:rPr/>
+      </w:r>
+    </w:p>
+    <w:p>
+      <w:pPr>
+        <w:pStyle w:val="IMG1"/>
+        <w:rPr/>
+      </w:pPr>
+      <w:r>
+        <w:rPr/>
+        <w:drawing>
+          <wp:inline distT="0" distB="0" distL="0" distR="0">
+            <wp:extent cx="3429000" cy="7239000"/>
+            <wp:effectExtent l="0" t="0" r="0" b="0"/>
+            <wp:docPr id="2" name="Зображення2" descr=""/>
+            <wp:cNvGraphicFramePr>
+              <a:graphicFrameLocks xmlns:a="http://schemas.openxmlformats.org/drawingml/2006/main" noChangeAspect="1"/>
+            </wp:cNvGraphicFramePr>
+            <a:graphic xmlns:a="http://schemas.openxmlformats.org/drawingml/2006/main">
+              <a:graphicData uri="http://schemas.openxmlformats.org/drawingml/2006/picture">
+                <pic:pic xmlns:pic="http://schemas.openxmlformats.org/drawingml/2006/picture">
+                  <pic:nvPicPr>
+                    <pic:cNvPr id="2" name="Зображення2" descr=""/>
+                    <pic:cNvPicPr>
+                      <a:picLocks noChangeAspect="1" noChangeArrowheads="1"/>
+                    </pic:cNvPicPr>
+                  </pic:nvPicPr>
+                  <pic:blipFill>
+                    <a:blip r:embed="rId3"/>
+                    <a:stretch>
+                      <a:fillRect/>
+                    </a:stretch>
+                  </pic:blipFill>
+                  <pic:spPr bwMode="auto">
+                    <a:xfrm>
+                      <a:off x="0" y="0"/>
+                      <a:ext cx="3429000" cy="7239000"/>
+                    </a:xfrm>
+                    <a:prstGeom prst="rect">
+                      <a:avLst/>
+                    </a:prstGeom>
+                    <a:noFill/>
+                  </pic:spPr>
+                </pic:pic>
+              </a:graphicData>
+            </a:graphic>
+          </wp:inline>
+        </w:drawing>
+      </w:r>
+    </w:p>
+    <w:p>
+      <w:pPr>
+        <w:pStyle w:val="IMG1"/>
+        <w:rPr/>
+      </w:pPr>
+      <w:r>
+        <w:rPr/>
+        <w:t xml:space="preserve">Рисунок 2.2 — Закодоване повідомлення </w:t>
+      </w:r>
+      <w:r>
+        <w:rPr/>
+        <w:t>перетворене на текст</w:t>
+      </w:r>
+    </w:p>
+    <w:p>
+      <w:pPr>
+        <w:pStyle w:val="P1"/>
+        <w:rPr/>
+      </w:pPr>
+      <w:r>
+        <w:rPr/>
+      </w:r>
+    </w:p>
+    <w:p>
+      <w:pPr>
+        <w:pStyle w:val="P1"/>
+        <w:rPr/>
+      </w:pPr>
+      <w:r>
+        <w:rPr/>
+        <w:t>Після додавання зашифрованого тексту до поля введення і натискання кнопки «Декодувати» програма виводить оригінальне повідомлення.</w:t>
+      </w:r>
+    </w:p>
+    <w:p>
+      <w:pPr>
+        <w:pStyle w:val="P1"/>
+        <w:rPr/>
+      </w:pPr>
+      <w:r>
+        <w:rPr/>
+      </w:r>
+    </w:p>
+    <w:p>
+      <w:pPr>
+        <w:pStyle w:val="H2"/>
+        <w:rPr/>
+      </w:pPr>
+      <w:r>
+        <w:rPr/>
+        <w:t>3 Аналіз</w:t>
+      </w:r>
+    </w:p>
+    <w:p>
+      <w:pPr>
+        <w:pStyle w:val="P1"/>
+        <w:rPr/>
+      </w:pPr>
+      <w:r>
+        <w:rPr/>
+      </w:r>
+    </w:p>
+    <w:p>
+      <w:pPr>
         <w:pStyle w:val="H1"/>
         <w:rPr/>
       </w:pPr>
@@ -626,7 +2345,7 @@
       </w:pPr>
       <w:r>
         <w:rPr/>
-        <w:t xml:space="preserve">Контрольне питання </w:t>
+        <w:t>Опишіть шифр перестановки</w:t>
       </w:r>
     </w:p>
     <w:p>
@@ -645,7 +2364,1352 @@
       </w:pPr>
       <w:r>
         <w:rPr/>
-        <w:t>Відповідь на контрольне питання.</w:t>
+        <w:t>Літери наданого тексту перетворюються шляхом зміни порядку літер (наприклад, блоками або за ключем).</w:t>
+      </w:r>
+    </w:p>
+    <w:p>
+      <w:pPr>
+        <w:pStyle w:val="P1"/>
+        <w:rPr/>
+      </w:pPr>
+      <w:r>
+        <w:rPr/>
+      </w:r>
+    </w:p>
+    <w:p>
+      <w:pPr>
+        <w:pStyle w:val="H2"/>
+        <w:rPr/>
+      </w:pPr>
+      <w:r>
+        <w:rPr/>
+        <w:t>Опишіть шифр простої заміни</w:t>
+      </w:r>
+    </w:p>
+    <w:p>
+      <w:pPr>
+        <w:pStyle w:val="P1"/>
+        <w:rPr/>
+      </w:pPr>
+      <w:r>
+        <w:rPr/>
+      </w:r>
+    </w:p>
+    <w:p>
+      <w:pPr>
+        <w:pStyle w:val="P1"/>
+        <w:rPr/>
+      </w:pPr>
+      <w:r>
+        <w:rPr/>
+        <w:t>Кожна літера наданого тексту замінюється на конкретну літеру з таблиці підстановки.</w:t>
+      </w:r>
+    </w:p>
+    <w:p>
+      <w:pPr>
+        <w:pStyle w:val="P1"/>
+        <w:rPr/>
+      </w:pPr>
+      <w:r>
+        <w:rPr/>
+      </w:r>
+    </w:p>
+    <w:p>
+      <w:pPr>
+        <w:pStyle w:val="H2"/>
+        <w:rPr/>
+      </w:pPr>
+      <w:r>
+        <w:rPr/>
+        <w:t>Опишіть шифр Полібія</w:t>
+      </w:r>
+    </w:p>
+    <w:p>
+      <w:pPr>
+        <w:pStyle w:val="P1"/>
+        <w:rPr/>
+      </w:pPr>
+      <w:r>
+        <w:rPr/>
+      </w:r>
+    </w:p>
+    <w:p>
+      <w:pPr>
+        <w:pStyle w:val="P1"/>
+        <w:rPr/>
+      </w:pPr>
+      <w:r>
+        <w:rPr/>
+        <w:t>Спочатку формується таблиця 5х5 вигляду:</w:t>
+      </w:r>
+    </w:p>
+    <w:p>
+      <w:pPr>
+        <w:pStyle w:val="P1"/>
+        <w:rPr/>
+      </w:pPr>
+      <w:r>
+        <w:rPr/>
+      </w:r>
+    </w:p>
+    <w:tbl>
+      <w:tblPr>
+        <w:tblW w:w="2781" w:type="dxa"/>
+        <w:jc w:val="left"/>
+        <w:tblInd w:w="55" w:type="dxa"/>
+        <w:tblLayout w:type="fixed"/>
+        <w:tblCellMar>
+          <w:top w:w="55" w:type="dxa"/>
+          <w:left w:w="55" w:type="dxa"/>
+          <w:bottom w:w="55" w:type="dxa"/>
+          <w:right w:w="55" w:type="dxa"/>
+        </w:tblCellMar>
+      </w:tblPr>
+      <w:tblGrid>
+        <w:gridCol w:w="340"/>
+        <w:gridCol w:w="418"/>
+        <w:gridCol w:w="496"/>
+        <w:gridCol w:w="418"/>
+        <w:gridCol w:w="691"/>
+        <w:gridCol w:w="418"/>
+      </w:tblGrid>
+      <w:tr>
+        <w:trPr/>
+        <w:tc>
+          <w:tcPr>
+            <w:tcW w:w="340" w:type="dxa"/>
+            <w:tcBorders>
+              <w:top w:val="single" w:sz="4" w:space="0" w:color="000000"/>
+              <w:left w:val="single" w:sz="4" w:space="0" w:color="000000"/>
+              <w:bottom w:val="single" w:sz="4" w:space="0" w:color="000000"/>
+            </w:tcBorders>
+            <w:vAlign w:val="center"/>
+          </w:tcPr>
+          <w:p>
+            <w:pPr>
+              <w:pStyle w:val="Style14"/>
+              <w:spacing w:lineRule="auto" w:line="240"/>
+              <w:ind w:hanging="0" w:left="0"/>
+              <w:jc w:val="center"/>
+              <w:rPr>
+                <w:b w:val="false"/>
+                <w:bCs w:val="false"/>
+                <w:i/>
+                <w:i/>
+                <w:iCs/>
+                <w:sz w:val="28"/>
+                <w:szCs w:val="28"/>
+              </w:rPr>
+            </w:pPr>
+            <w:r>
+              <w:rPr>
+                <w:b w:val="false"/>
+                <w:bCs w:val="false"/>
+                <w:i/>
+                <w:iCs/>
+                <w:sz w:val="28"/>
+                <w:szCs w:val="28"/>
+              </w:rPr>
+            </w:r>
+          </w:p>
+        </w:tc>
+        <w:tc>
+          <w:tcPr>
+            <w:tcW w:w="418" w:type="dxa"/>
+            <w:tcBorders>
+              <w:top w:val="single" w:sz="4" w:space="0" w:color="000000"/>
+              <w:bottom w:val="single" w:sz="4" w:space="0" w:color="000000"/>
+            </w:tcBorders>
+            <w:vAlign w:val="center"/>
+          </w:tcPr>
+          <w:p>
+            <w:pPr>
+              <w:pStyle w:val="Style14"/>
+              <w:spacing w:lineRule="auto" w:line="240"/>
+              <w:ind w:hanging="0" w:left="0"/>
+              <w:jc w:val="center"/>
+              <w:rPr>
+                <w:b w:val="false"/>
+                <w:bCs w:val="false"/>
+                <w:i/>
+                <w:i/>
+                <w:iCs/>
+                <w:sz w:val="28"/>
+                <w:szCs w:val="28"/>
+              </w:rPr>
+            </w:pPr>
+            <w:r>
+              <w:rPr>
+                <w:b w:val="false"/>
+                <w:bCs w:val="false"/>
+                <w:i/>
+                <w:iCs/>
+                <w:sz w:val="28"/>
+                <w:szCs w:val="28"/>
+              </w:rPr>
+              <w:t>1</w:t>
+            </w:r>
+          </w:p>
+        </w:tc>
+        <w:tc>
+          <w:tcPr>
+            <w:tcW w:w="496" w:type="dxa"/>
+            <w:tcBorders>
+              <w:top w:val="single" w:sz="4" w:space="0" w:color="000000"/>
+              <w:bottom w:val="single" w:sz="4" w:space="0" w:color="000000"/>
+            </w:tcBorders>
+            <w:vAlign w:val="center"/>
+          </w:tcPr>
+          <w:p>
+            <w:pPr>
+              <w:pStyle w:val="Style14"/>
+              <w:spacing w:lineRule="auto" w:line="240"/>
+              <w:ind w:hanging="0" w:left="0"/>
+              <w:jc w:val="center"/>
+              <w:rPr>
+                <w:b w:val="false"/>
+                <w:bCs w:val="false"/>
+                <w:i/>
+                <w:i/>
+                <w:iCs/>
+                <w:sz w:val="28"/>
+                <w:szCs w:val="28"/>
+              </w:rPr>
+            </w:pPr>
+            <w:r>
+              <w:rPr>
+                <w:b w:val="false"/>
+                <w:bCs w:val="false"/>
+                <w:i/>
+                <w:iCs/>
+                <w:sz w:val="28"/>
+                <w:szCs w:val="28"/>
+              </w:rPr>
+              <w:t>2</w:t>
+            </w:r>
+          </w:p>
+        </w:tc>
+        <w:tc>
+          <w:tcPr>
+            <w:tcW w:w="418" w:type="dxa"/>
+            <w:tcBorders>
+              <w:top w:val="single" w:sz="4" w:space="0" w:color="000000"/>
+              <w:bottom w:val="single" w:sz="4" w:space="0" w:color="000000"/>
+            </w:tcBorders>
+            <w:vAlign w:val="center"/>
+          </w:tcPr>
+          <w:p>
+            <w:pPr>
+              <w:pStyle w:val="Style14"/>
+              <w:spacing w:lineRule="auto" w:line="240"/>
+              <w:ind w:hanging="0" w:left="0"/>
+              <w:jc w:val="center"/>
+              <w:rPr>
+                <w:b w:val="false"/>
+                <w:bCs w:val="false"/>
+                <w:i/>
+                <w:i/>
+                <w:iCs/>
+                <w:sz w:val="28"/>
+                <w:szCs w:val="28"/>
+              </w:rPr>
+            </w:pPr>
+            <w:r>
+              <w:rPr>
+                <w:b w:val="false"/>
+                <w:bCs w:val="false"/>
+                <w:i/>
+                <w:iCs/>
+                <w:sz w:val="28"/>
+                <w:szCs w:val="28"/>
+              </w:rPr>
+              <w:t>3</w:t>
+            </w:r>
+          </w:p>
+        </w:tc>
+        <w:tc>
+          <w:tcPr>
+            <w:tcW w:w="691" w:type="dxa"/>
+            <w:tcBorders>
+              <w:top w:val="single" w:sz="4" w:space="0" w:color="000000"/>
+              <w:bottom w:val="single" w:sz="4" w:space="0" w:color="000000"/>
+            </w:tcBorders>
+            <w:vAlign w:val="center"/>
+          </w:tcPr>
+          <w:p>
+            <w:pPr>
+              <w:pStyle w:val="Style14"/>
+              <w:spacing w:lineRule="auto" w:line="240"/>
+              <w:ind w:hanging="0" w:left="0"/>
+              <w:jc w:val="center"/>
+              <w:rPr>
+                <w:b w:val="false"/>
+                <w:bCs w:val="false"/>
+                <w:i/>
+                <w:i/>
+                <w:iCs/>
+                <w:sz w:val="28"/>
+                <w:szCs w:val="28"/>
+              </w:rPr>
+            </w:pPr>
+            <w:r>
+              <w:rPr>
+                <w:b w:val="false"/>
+                <w:bCs w:val="false"/>
+                <w:i/>
+                <w:iCs/>
+                <w:sz w:val="28"/>
+                <w:szCs w:val="28"/>
+              </w:rPr>
+              <w:t>4</w:t>
+            </w:r>
+          </w:p>
+        </w:tc>
+        <w:tc>
+          <w:tcPr>
+            <w:tcW w:w="418" w:type="dxa"/>
+            <w:tcBorders>
+              <w:top w:val="single" w:sz="4" w:space="0" w:color="000000"/>
+              <w:bottom w:val="single" w:sz="4" w:space="0" w:color="000000"/>
+              <w:right w:val="single" w:sz="4" w:space="0" w:color="000000"/>
+            </w:tcBorders>
+            <w:vAlign w:val="center"/>
+          </w:tcPr>
+          <w:p>
+            <w:pPr>
+              <w:pStyle w:val="Style14"/>
+              <w:spacing w:lineRule="auto" w:line="240"/>
+              <w:ind w:hanging="0" w:left="0"/>
+              <w:jc w:val="center"/>
+              <w:rPr>
+                <w:b w:val="false"/>
+                <w:bCs w:val="false"/>
+                <w:i/>
+                <w:i/>
+                <w:iCs/>
+                <w:sz w:val="28"/>
+                <w:szCs w:val="28"/>
+              </w:rPr>
+            </w:pPr>
+            <w:r>
+              <w:rPr>
+                <w:b w:val="false"/>
+                <w:bCs w:val="false"/>
+                <w:i/>
+                <w:iCs/>
+                <w:sz w:val="28"/>
+                <w:szCs w:val="28"/>
+              </w:rPr>
+              <w:t>5</w:t>
+            </w:r>
+          </w:p>
+        </w:tc>
+      </w:tr>
+      <w:tr>
+        <w:trPr/>
+        <w:tc>
+          <w:tcPr>
+            <w:tcW w:w="340" w:type="dxa"/>
+            <w:tcBorders>
+              <w:left w:val="single" w:sz="4" w:space="0" w:color="000000"/>
+              <w:bottom w:val="single" w:sz="4" w:space="0" w:color="000000"/>
+            </w:tcBorders>
+            <w:vAlign w:val="center"/>
+          </w:tcPr>
+          <w:p>
+            <w:pPr>
+              <w:pStyle w:val="Style14"/>
+              <w:spacing w:lineRule="auto" w:line="240"/>
+              <w:ind w:hanging="0" w:left="0"/>
+              <w:jc w:val="center"/>
+              <w:rPr>
+                <w:i/>
+                <w:i/>
+                <w:iCs/>
+                <w:sz w:val="28"/>
+                <w:szCs w:val="28"/>
+              </w:rPr>
+            </w:pPr>
+            <w:r>
+              <w:rPr>
+                <w:i/>
+                <w:iCs/>
+                <w:sz w:val="28"/>
+                <w:szCs w:val="28"/>
+              </w:rPr>
+              <w:t>1</w:t>
+            </w:r>
+          </w:p>
+        </w:tc>
+        <w:tc>
+          <w:tcPr>
+            <w:tcW w:w="418" w:type="dxa"/>
+            <w:tcBorders>
+              <w:bottom w:val="single" w:sz="4" w:space="0" w:color="000000"/>
+            </w:tcBorders>
+            <w:vAlign w:val="center"/>
+          </w:tcPr>
+          <w:p>
+            <w:pPr>
+              <w:pStyle w:val="Style14"/>
+              <w:spacing w:lineRule="auto" w:line="240"/>
+              <w:ind w:hanging="0" w:left="0"/>
+              <w:jc w:val="center"/>
+              <w:rPr>
+                <w:sz w:val="28"/>
+                <w:szCs w:val="28"/>
+                <w:lang w:val="en-US"/>
+              </w:rPr>
+            </w:pPr>
+            <w:r>
+              <w:rPr>
+                <w:sz w:val="28"/>
+                <w:szCs w:val="28"/>
+                <w:lang w:val="en-US"/>
+              </w:rPr>
+              <w:t>A</w:t>
+            </w:r>
+          </w:p>
+        </w:tc>
+        <w:tc>
+          <w:tcPr>
+            <w:tcW w:w="496" w:type="dxa"/>
+            <w:tcBorders>
+              <w:bottom w:val="single" w:sz="4" w:space="0" w:color="000000"/>
+            </w:tcBorders>
+            <w:vAlign w:val="center"/>
+          </w:tcPr>
+          <w:p>
+            <w:pPr>
+              <w:pStyle w:val="Style14"/>
+              <w:spacing w:lineRule="auto" w:line="240"/>
+              <w:ind w:hanging="0" w:left="0"/>
+              <w:jc w:val="center"/>
+              <w:rPr>
+                <w:sz w:val="28"/>
+                <w:szCs w:val="28"/>
+                <w:lang w:val="en-US"/>
+              </w:rPr>
+            </w:pPr>
+            <w:r>
+              <w:rPr>
+                <w:sz w:val="28"/>
+                <w:szCs w:val="28"/>
+                <w:lang w:val="en-US"/>
+              </w:rPr>
+              <w:t>B</w:t>
+            </w:r>
+          </w:p>
+        </w:tc>
+        <w:tc>
+          <w:tcPr>
+            <w:tcW w:w="418" w:type="dxa"/>
+            <w:tcBorders>
+              <w:bottom w:val="single" w:sz="4" w:space="0" w:color="000000"/>
+            </w:tcBorders>
+            <w:vAlign w:val="center"/>
+          </w:tcPr>
+          <w:p>
+            <w:pPr>
+              <w:pStyle w:val="Style14"/>
+              <w:spacing w:lineRule="auto" w:line="240"/>
+              <w:ind w:hanging="0" w:left="0"/>
+              <w:jc w:val="center"/>
+              <w:rPr>
+                <w:sz w:val="28"/>
+                <w:szCs w:val="28"/>
+                <w:lang w:val="en-US"/>
+              </w:rPr>
+            </w:pPr>
+            <w:r>
+              <w:rPr>
+                <w:sz w:val="28"/>
+                <w:szCs w:val="28"/>
+                <w:lang w:val="en-US"/>
+              </w:rPr>
+              <w:t>C</w:t>
+            </w:r>
+          </w:p>
+        </w:tc>
+        <w:tc>
+          <w:tcPr>
+            <w:tcW w:w="691" w:type="dxa"/>
+            <w:tcBorders>
+              <w:bottom w:val="single" w:sz="4" w:space="0" w:color="000000"/>
+            </w:tcBorders>
+            <w:vAlign w:val="center"/>
+          </w:tcPr>
+          <w:p>
+            <w:pPr>
+              <w:pStyle w:val="Style14"/>
+              <w:spacing w:lineRule="auto" w:line="240"/>
+              <w:ind w:hanging="0" w:left="0"/>
+              <w:jc w:val="center"/>
+              <w:rPr>
+                <w:sz w:val="28"/>
+                <w:szCs w:val="28"/>
+                <w:lang w:val="en-US"/>
+              </w:rPr>
+            </w:pPr>
+            <w:r>
+              <w:rPr>
+                <w:sz w:val="28"/>
+                <w:szCs w:val="28"/>
+                <w:lang w:val="en-US"/>
+              </w:rPr>
+              <w:t>D</w:t>
+            </w:r>
+          </w:p>
+        </w:tc>
+        <w:tc>
+          <w:tcPr>
+            <w:tcW w:w="418" w:type="dxa"/>
+            <w:tcBorders>
+              <w:bottom w:val="single" w:sz="4" w:space="0" w:color="000000"/>
+              <w:right w:val="single" w:sz="4" w:space="0" w:color="000000"/>
+            </w:tcBorders>
+            <w:vAlign w:val="center"/>
+          </w:tcPr>
+          <w:p>
+            <w:pPr>
+              <w:pStyle w:val="Style14"/>
+              <w:spacing w:lineRule="auto" w:line="240"/>
+              <w:ind w:hanging="0" w:left="0"/>
+              <w:jc w:val="center"/>
+              <w:rPr>
+                <w:sz w:val="28"/>
+                <w:szCs w:val="28"/>
+                <w:lang w:val="en-US"/>
+              </w:rPr>
+            </w:pPr>
+            <w:r>
+              <w:rPr>
+                <w:sz w:val="28"/>
+                <w:szCs w:val="28"/>
+                <w:lang w:val="en-US"/>
+              </w:rPr>
+              <w:t>E</w:t>
+            </w:r>
+          </w:p>
+        </w:tc>
+      </w:tr>
+      <w:tr>
+        <w:trPr/>
+        <w:tc>
+          <w:tcPr>
+            <w:tcW w:w="340" w:type="dxa"/>
+            <w:tcBorders>
+              <w:left w:val="single" w:sz="4" w:space="0" w:color="000000"/>
+              <w:bottom w:val="single" w:sz="4" w:space="0" w:color="000000"/>
+            </w:tcBorders>
+            <w:vAlign w:val="center"/>
+          </w:tcPr>
+          <w:p>
+            <w:pPr>
+              <w:pStyle w:val="Style14"/>
+              <w:spacing w:lineRule="auto" w:line="240"/>
+              <w:ind w:hanging="0" w:left="0"/>
+              <w:jc w:val="center"/>
+              <w:rPr>
+                <w:i/>
+                <w:i/>
+                <w:iCs/>
+                <w:sz w:val="28"/>
+                <w:szCs w:val="28"/>
+              </w:rPr>
+            </w:pPr>
+            <w:r>
+              <w:rPr>
+                <w:i/>
+                <w:iCs/>
+                <w:sz w:val="28"/>
+                <w:szCs w:val="28"/>
+              </w:rPr>
+              <w:t>2</w:t>
+            </w:r>
+          </w:p>
+        </w:tc>
+        <w:tc>
+          <w:tcPr>
+            <w:tcW w:w="418" w:type="dxa"/>
+            <w:tcBorders>
+              <w:bottom w:val="single" w:sz="4" w:space="0" w:color="000000"/>
+            </w:tcBorders>
+            <w:vAlign w:val="center"/>
+          </w:tcPr>
+          <w:p>
+            <w:pPr>
+              <w:pStyle w:val="Style14"/>
+              <w:spacing w:lineRule="auto" w:line="240"/>
+              <w:ind w:hanging="0" w:left="0"/>
+              <w:jc w:val="center"/>
+              <w:rPr>
+                <w:sz w:val="28"/>
+                <w:szCs w:val="28"/>
+                <w:lang w:val="en-US"/>
+              </w:rPr>
+            </w:pPr>
+            <w:r>
+              <w:rPr>
+                <w:sz w:val="28"/>
+                <w:szCs w:val="28"/>
+                <w:lang w:val="en-US"/>
+              </w:rPr>
+              <w:t>F</w:t>
+            </w:r>
+          </w:p>
+        </w:tc>
+        <w:tc>
+          <w:tcPr>
+            <w:tcW w:w="496" w:type="dxa"/>
+            <w:tcBorders>
+              <w:bottom w:val="single" w:sz="4" w:space="0" w:color="000000"/>
+            </w:tcBorders>
+            <w:vAlign w:val="center"/>
+          </w:tcPr>
+          <w:p>
+            <w:pPr>
+              <w:pStyle w:val="Style14"/>
+              <w:spacing w:lineRule="auto" w:line="240"/>
+              <w:ind w:hanging="0" w:left="0"/>
+              <w:jc w:val="center"/>
+              <w:rPr>
+                <w:sz w:val="28"/>
+                <w:szCs w:val="28"/>
+                <w:lang w:val="en-US"/>
+              </w:rPr>
+            </w:pPr>
+            <w:r>
+              <w:rPr>
+                <w:sz w:val="28"/>
+                <w:szCs w:val="28"/>
+                <w:lang w:val="en-US"/>
+              </w:rPr>
+              <w:t>G</w:t>
+            </w:r>
+          </w:p>
+        </w:tc>
+        <w:tc>
+          <w:tcPr>
+            <w:tcW w:w="418" w:type="dxa"/>
+            <w:tcBorders>
+              <w:bottom w:val="single" w:sz="4" w:space="0" w:color="000000"/>
+            </w:tcBorders>
+            <w:vAlign w:val="center"/>
+          </w:tcPr>
+          <w:p>
+            <w:pPr>
+              <w:pStyle w:val="Style14"/>
+              <w:spacing w:lineRule="auto" w:line="240"/>
+              <w:ind w:hanging="0" w:left="0"/>
+              <w:jc w:val="center"/>
+              <w:rPr>
+                <w:sz w:val="28"/>
+                <w:szCs w:val="28"/>
+                <w:lang w:val="en-US"/>
+              </w:rPr>
+            </w:pPr>
+            <w:r>
+              <w:rPr>
+                <w:sz w:val="28"/>
+                <w:szCs w:val="28"/>
+                <w:lang w:val="en-US"/>
+              </w:rPr>
+              <w:t>H</w:t>
+            </w:r>
+          </w:p>
+        </w:tc>
+        <w:tc>
+          <w:tcPr>
+            <w:tcW w:w="691" w:type="dxa"/>
+            <w:tcBorders>
+              <w:bottom w:val="single" w:sz="4" w:space="0" w:color="000000"/>
+            </w:tcBorders>
+            <w:vAlign w:val="center"/>
+          </w:tcPr>
+          <w:p>
+            <w:pPr>
+              <w:pStyle w:val="Style14"/>
+              <w:spacing w:lineRule="auto" w:line="240"/>
+              <w:ind w:hanging="0" w:left="0"/>
+              <w:jc w:val="center"/>
+              <w:rPr>
+                <w:sz w:val="28"/>
+                <w:szCs w:val="28"/>
+                <w:lang w:val="en-US"/>
+              </w:rPr>
+            </w:pPr>
+            <w:r>
+              <w:rPr>
+                <w:sz w:val="28"/>
+                <w:szCs w:val="28"/>
+                <w:lang w:val="en-US"/>
+              </w:rPr>
+              <w:t>I / J</w:t>
+            </w:r>
+          </w:p>
+        </w:tc>
+        <w:tc>
+          <w:tcPr>
+            <w:tcW w:w="418" w:type="dxa"/>
+            <w:tcBorders>
+              <w:bottom w:val="single" w:sz="4" w:space="0" w:color="000000"/>
+              <w:right w:val="single" w:sz="4" w:space="0" w:color="000000"/>
+            </w:tcBorders>
+            <w:vAlign w:val="center"/>
+          </w:tcPr>
+          <w:p>
+            <w:pPr>
+              <w:pStyle w:val="Style14"/>
+              <w:spacing w:lineRule="auto" w:line="240"/>
+              <w:ind w:hanging="0" w:left="0"/>
+              <w:jc w:val="center"/>
+              <w:rPr>
+                <w:sz w:val="28"/>
+                <w:szCs w:val="28"/>
+                <w:lang w:val="en-US"/>
+              </w:rPr>
+            </w:pPr>
+            <w:r>
+              <w:rPr>
+                <w:sz w:val="28"/>
+                <w:szCs w:val="28"/>
+                <w:lang w:val="en-US"/>
+              </w:rPr>
+              <w:t>K</w:t>
+            </w:r>
+          </w:p>
+        </w:tc>
+      </w:tr>
+      <w:tr>
+        <w:trPr/>
+        <w:tc>
+          <w:tcPr>
+            <w:tcW w:w="340" w:type="dxa"/>
+            <w:tcBorders>
+              <w:left w:val="single" w:sz="4" w:space="0" w:color="000000"/>
+              <w:bottom w:val="single" w:sz="4" w:space="0" w:color="000000"/>
+            </w:tcBorders>
+            <w:vAlign w:val="center"/>
+          </w:tcPr>
+          <w:p>
+            <w:pPr>
+              <w:pStyle w:val="Style14"/>
+              <w:spacing w:lineRule="auto" w:line="240"/>
+              <w:ind w:hanging="0" w:left="0"/>
+              <w:jc w:val="center"/>
+              <w:rPr>
+                <w:i/>
+                <w:i/>
+                <w:iCs/>
+                <w:sz w:val="28"/>
+                <w:szCs w:val="28"/>
+              </w:rPr>
+            </w:pPr>
+            <w:r>
+              <w:rPr>
+                <w:i/>
+                <w:iCs/>
+                <w:sz w:val="28"/>
+                <w:szCs w:val="28"/>
+              </w:rPr>
+              <w:t>3</w:t>
+            </w:r>
+          </w:p>
+        </w:tc>
+        <w:tc>
+          <w:tcPr>
+            <w:tcW w:w="418" w:type="dxa"/>
+            <w:tcBorders>
+              <w:bottom w:val="single" w:sz="4" w:space="0" w:color="000000"/>
+            </w:tcBorders>
+            <w:vAlign w:val="center"/>
+          </w:tcPr>
+          <w:p>
+            <w:pPr>
+              <w:pStyle w:val="Style14"/>
+              <w:spacing w:lineRule="auto" w:line="240"/>
+              <w:ind w:hanging="0" w:left="0"/>
+              <w:jc w:val="center"/>
+              <w:rPr>
+                <w:sz w:val="28"/>
+                <w:szCs w:val="28"/>
+                <w:lang w:val="en-US"/>
+              </w:rPr>
+            </w:pPr>
+            <w:r>
+              <w:rPr>
+                <w:sz w:val="28"/>
+                <w:szCs w:val="28"/>
+                <w:lang w:val="en-US"/>
+              </w:rPr>
+              <w:t>L</w:t>
+            </w:r>
+          </w:p>
+        </w:tc>
+        <w:tc>
+          <w:tcPr>
+            <w:tcW w:w="496" w:type="dxa"/>
+            <w:tcBorders>
+              <w:bottom w:val="single" w:sz="4" w:space="0" w:color="000000"/>
+            </w:tcBorders>
+            <w:vAlign w:val="center"/>
+          </w:tcPr>
+          <w:p>
+            <w:pPr>
+              <w:pStyle w:val="Style14"/>
+              <w:spacing w:lineRule="auto" w:line="240"/>
+              <w:ind w:hanging="0" w:left="0"/>
+              <w:jc w:val="center"/>
+              <w:rPr>
+                <w:sz w:val="28"/>
+                <w:szCs w:val="28"/>
+                <w:lang w:val="en-US"/>
+              </w:rPr>
+            </w:pPr>
+            <w:r>
+              <w:rPr>
+                <w:sz w:val="28"/>
+                <w:szCs w:val="28"/>
+                <w:lang w:val="en-US"/>
+              </w:rPr>
+              <w:t>M</w:t>
+            </w:r>
+          </w:p>
+        </w:tc>
+        <w:tc>
+          <w:tcPr>
+            <w:tcW w:w="418" w:type="dxa"/>
+            <w:tcBorders>
+              <w:bottom w:val="single" w:sz="4" w:space="0" w:color="000000"/>
+            </w:tcBorders>
+            <w:vAlign w:val="center"/>
+          </w:tcPr>
+          <w:p>
+            <w:pPr>
+              <w:pStyle w:val="Style14"/>
+              <w:spacing w:lineRule="auto" w:line="240"/>
+              <w:ind w:hanging="0" w:left="0"/>
+              <w:jc w:val="center"/>
+              <w:rPr>
+                <w:sz w:val="28"/>
+                <w:szCs w:val="28"/>
+                <w:lang w:val="en-US"/>
+              </w:rPr>
+            </w:pPr>
+            <w:r>
+              <w:rPr>
+                <w:sz w:val="28"/>
+                <w:szCs w:val="28"/>
+                <w:lang w:val="en-US"/>
+              </w:rPr>
+              <w:t>N</w:t>
+            </w:r>
+          </w:p>
+        </w:tc>
+        <w:tc>
+          <w:tcPr>
+            <w:tcW w:w="691" w:type="dxa"/>
+            <w:tcBorders>
+              <w:bottom w:val="single" w:sz="4" w:space="0" w:color="000000"/>
+            </w:tcBorders>
+            <w:vAlign w:val="center"/>
+          </w:tcPr>
+          <w:p>
+            <w:pPr>
+              <w:pStyle w:val="Style14"/>
+              <w:spacing w:lineRule="auto" w:line="240"/>
+              <w:ind w:hanging="0" w:left="0"/>
+              <w:jc w:val="center"/>
+              <w:rPr>
+                <w:sz w:val="28"/>
+                <w:szCs w:val="28"/>
+                <w:lang w:val="en-US"/>
+              </w:rPr>
+            </w:pPr>
+            <w:r>
+              <w:rPr>
+                <w:sz w:val="28"/>
+                <w:szCs w:val="28"/>
+                <w:lang w:val="en-US"/>
+              </w:rPr>
+              <w:t>O</w:t>
+            </w:r>
+          </w:p>
+        </w:tc>
+        <w:tc>
+          <w:tcPr>
+            <w:tcW w:w="418" w:type="dxa"/>
+            <w:tcBorders>
+              <w:bottom w:val="single" w:sz="4" w:space="0" w:color="000000"/>
+              <w:right w:val="single" w:sz="4" w:space="0" w:color="000000"/>
+            </w:tcBorders>
+            <w:vAlign w:val="center"/>
+          </w:tcPr>
+          <w:p>
+            <w:pPr>
+              <w:pStyle w:val="Style14"/>
+              <w:spacing w:lineRule="auto" w:line="240"/>
+              <w:ind w:hanging="0" w:left="0"/>
+              <w:jc w:val="center"/>
+              <w:rPr>
+                <w:sz w:val="28"/>
+                <w:szCs w:val="28"/>
+                <w:lang w:val="en-US"/>
+              </w:rPr>
+            </w:pPr>
+            <w:r>
+              <w:rPr>
+                <w:sz w:val="28"/>
+                <w:szCs w:val="28"/>
+                <w:lang w:val="en-US"/>
+              </w:rPr>
+              <w:t>P</w:t>
+            </w:r>
+          </w:p>
+        </w:tc>
+      </w:tr>
+      <w:tr>
+        <w:trPr/>
+        <w:tc>
+          <w:tcPr>
+            <w:tcW w:w="340" w:type="dxa"/>
+            <w:tcBorders>
+              <w:left w:val="single" w:sz="4" w:space="0" w:color="000000"/>
+              <w:bottom w:val="single" w:sz="4" w:space="0" w:color="000000"/>
+            </w:tcBorders>
+            <w:vAlign w:val="center"/>
+          </w:tcPr>
+          <w:p>
+            <w:pPr>
+              <w:pStyle w:val="Style14"/>
+              <w:spacing w:lineRule="auto" w:line="240"/>
+              <w:ind w:hanging="0" w:left="0"/>
+              <w:jc w:val="center"/>
+              <w:rPr>
+                <w:i/>
+                <w:i/>
+                <w:iCs/>
+                <w:sz w:val="28"/>
+                <w:szCs w:val="28"/>
+              </w:rPr>
+            </w:pPr>
+            <w:r>
+              <w:rPr>
+                <w:i/>
+                <w:iCs/>
+                <w:sz w:val="28"/>
+                <w:szCs w:val="28"/>
+              </w:rPr>
+              <w:t>4</w:t>
+            </w:r>
+          </w:p>
+        </w:tc>
+        <w:tc>
+          <w:tcPr>
+            <w:tcW w:w="418" w:type="dxa"/>
+            <w:tcBorders>
+              <w:bottom w:val="single" w:sz="4" w:space="0" w:color="000000"/>
+            </w:tcBorders>
+            <w:vAlign w:val="center"/>
+          </w:tcPr>
+          <w:p>
+            <w:pPr>
+              <w:pStyle w:val="Style14"/>
+              <w:spacing w:lineRule="auto" w:line="240"/>
+              <w:ind w:hanging="0" w:left="0"/>
+              <w:jc w:val="center"/>
+              <w:rPr>
+                <w:sz w:val="28"/>
+                <w:szCs w:val="28"/>
+                <w:lang w:val="en-US"/>
+              </w:rPr>
+            </w:pPr>
+            <w:r>
+              <w:rPr>
+                <w:sz w:val="28"/>
+                <w:szCs w:val="28"/>
+                <w:lang w:val="en-US"/>
+              </w:rPr>
+              <w:t>Q</w:t>
+            </w:r>
+          </w:p>
+        </w:tc>
+        <w:tc>
+          <w:tcPr>
+            <w:tcW w:w="496" w:type="dxa"/>
+            <w:tcBorders>
+              <w:bottom w:val="single" w:sz="4" w:space="0" w:color="000000"/>
+            </w:tcBorders>
+            <w:vAlign w:val="center"/>
+          </w:tcPr>
+          <w:p>
+            <w:pPr>
+              <w:pStyle w:val="Style14"/>
+              <w:spacing w:lineRule="auto" w:line="240"/>
+              <w:ind w:hanging="0" w:left="0"/>
+              <w:jc w:val="center"/>
+              <w:rPr>
+                <w:sz w:val="28"/>
+                <w:szCs w:val="28"/>
+                <w:lang w:val="en-US"/>
+              </w:rPr>
+            </w:pPr>
+            <w:r>
+              <w:rPr>
+                <w:sz w:val="28"/>
+                <w:szCs w:val="28"/>
+                <w:lang w:val="en-US"/>
+              </w:rPr>
+              <w:t>R</w:t>
+            </w:r>
+          </w:p>
+        </w:tc>
+        <w:tc>
+          <w:tcPr>
+            <w:tcW w:w="418" w:type="dxa"/>
+            <w:tcBorders>
+              <w:bottom w:val="single" w:sz="4" w:space="0" w:color="000000"/>
+            </w:tcBorders>
+            <w:vAlign w:val="center"/>
+          </w:tcPr>
+          <w:p>
+            <w:pPr>
+              <w:pStyle w:val="Style14"/>
+              <w:spacing w:lineRule="auto" w:line="240"/>
+              <w:ind w:hanging="0" w:left="0"/>
+              <w:jc w:val="center"/>
+              <w:rPr>
+                <w:sz w:val="28"/>
+                <w:szCs w:val="28"/>
+                <w:lang w:val="en-US"/>
+              </w:rPr>
+            </w:pPr>
+            <w:r>
+              <w:rPr>
+                <w:sz w:val="28"/>
+                <w:szCs w:val="28"/>
+                <w:lang w:val="en-US"/>
+              </w:rPr>
+              <w:t>S</w:t>
+            </w:r>
+          </w:p>
+        </w:tc>
+        <w:tc>
+          <w:tcPr>
+            <w:tcW w:w="691" w:type="dxa"/>
+            <w:tcBorders>
+              <w:bottom w:val="single" w:sz="4" w:space="0" w:color="000000"/>
+            </w:tcBorders>
+            <w:vAlign w:val="center"/>
+          </w:tcPr>
+          <w:p>
+            <w:pPr>
+              <w:pStyle w:val="Style14"/>
+              <w:spacing w:lineRule="auto" w:line="240"/>
+              <w:ind w:hanging="0" w:left="0"/>
+              <w:jc w:val="center"/>
+              <w:rPr>
+                <w:sz w:val="28"/>
+                <w:szCs w:val="28"/>
+                <w:lang w:val="en-US"/>
+              </w:rPr>
+            </w:pPr>
+            <w:r>
+              <w:rPr>
+                <w:sz w:val="28"/>
+                <w:szCs w:val="28"/>
+                <w:lang w:val="en-US"/>
+              </w:rPr>
+              <w:t>T</w:t>
+            </w:r>
+          </w:p>
+        </w:tc>
+        <w:tc>
+          <w:tcPr>
+            <w:tcW w:w="418" w:type="dxa"/>
+            <w:tcBorders>
+              <w:bottom w:val="single" w:sz="4" w:space="0" w:color="000000"/>
+              <w:right w:val="single" w:sz="4" w:space="0" w:color="000000"/>
+            </w:tcBorders>
+            <w:vAlign w:val="center"/>
+          </w:tcPr>
+          <w:p>
+            <w:pPr>
+              <w:pStyle w:val="Style14"/>
+              <w:spacing w:lineRule="auto" w:line="240"/>
+              <w:ind w:hanging="0" w:left="0"/>
+              <w:jc w:val="center"/>
+              <w:rPr>
+                <w:sz w:val="28"/>
+                <w:szCs w:val="28"/>
+                <w:lang w:val="en-US"/>
+              </w:rPr>
+            </w:pPr>
+            <w:r>
+              <w:rPr>
+                <w:sz w:val="28"/>
+                <w:szCs w:val="28"/>
+                <w:lang w:val="en-US"/>
+              </w:rPr>
+              <w:t>U</w:t>
+            </w:r>
+          </w:p>
+        </w:tc>
+      </w:tr>
+      <w:tr>
+        <w:trPr/>
+        <w:tc>
+          <w:tcPr>
+            <w:tcW w:w="340" w:type="dxa"/>
+            <w:tcBorders>
+              <w:left w:val="single" w:sz="4" w:space="0" w:color="000000"/>
+              <w:bottom w:val="single" w:sz="4" w:space="0" w:color="000000"/>
+            </w:tcBorders>
+            <w:vAlign w:val="center"/>
+          </w:tcPr>
+          <w:p>
+            <w:pPr>
+              <w:pStyle w:val="Style14"/>
+              <w:spacing w:lineRule="auto" w:line="240"/>
+              <w:ind w:hanging="0" w:left="0"/>
+              <w:jc w:val="center"/>
+              <w:rPr>
+                <w:i/>
+                <w:i/>
+                <w:iCs/>
+                <w:sz w:val="28"/>
+                <w:szCs w:val="28"/>
+              </w:rPr>
+            </w:pPr>
+            <w:r>
+              <w:rPr>
+                <w:i/>
+                <w:iCs/>
+                <w:sz w:val="28"/>
+                <w:szCs w:val="28"/>
+              </w:rPr>
+              <w:t>5</w:t>
+            </w:r>
+          </w:p>
+        </w:tc>
+        <w:tc>
+          <w:tcPr>
+            <w:tcW w:w="418" w:type="dxa"/>
+            <w:tcBorders>
+              <w:bottom w:val="single" w:sz="4" w:space="0" w:color="000000"/>
+            </w:tcBorders>
+            <w:vAlign w:val="center"/>
+          </w:tcPr>
+          <w:p>
+            <w:pPr>
+              <w:pStyle w:val="Style14"/>
+              <w:spacing w:lineRule="auto" w:line="240"/>
+              <w:ind w:hanging="0" w:left="0"/>
+              <w:jc w:val="center"/>
+              <w:rPr>
+                <w:sz w:val="28"/>
+                <w:szCs w:val="28"/>
+                <w:lang w:val="en-US"/>
+              </w:rPr>
+            </w:pPr>
+            <w:r>
+              <w:rPr>
+                <w:sz w:val="28"/>
+                <w:szCs w:val="28"/>
+                <w:lang w:val="en-US"/>
+              </w:rPr>
+              <w:t>V</w:t>
+            </w:r>
+          </w:p>
+        </w:tc>
+        <w:tc>
+          <w:tcPr>
+            <w:tcW w:w="496" w:type="dxa"/>
+            <w:tcBorders>
+              <w:bottom w:val="single" w:sz="4" w:space="0" w:color="000000"/>
+            </w:tcBorders>
+            <w:vAlign w:val="center"/>
+          </w:tcPr>
+          <w:p>
+            <w:pPr>
+              <w:pStyle w:val="Style14"/>
+              <w:spacing w:lineRule="auto" w:line="240"/>
+              <w:ind w:hanging="0" w:left="0"/>
+              <w:jc w:val="center"/>
+              <w:rPr>
+                <w:sz w:val="28"/>
+                <w:szCs w:val="28"/>
+                <w:lang w:val="en-US"/>
+              </w:rPr>
+            </w:pPr>
+            <w:r>
+              <w:rPr>
+                <w:sz w:val="28"/>
+                <w:szCs w:val="28"/>
+                <w:lang w:val="en-US"/>
+              </w:rPr>
+              <w:t>W</w:t>
+            </w:r>
+          </w:p>
+        </w:tc>
+        <w:tc>
+          <w:tcPr>
+            <w:tcW w:w="418" w:type="dxa"/>
+            <w:tcBorders>
+              <w:bottom w:val="single" w:sz="4" w:space="0" w:color="000000"/>
+            </w:tcBorders>
+            <w:vAlign w:val="center"/>
+          </w:tcPr>
+          <w:p>
+            <w:pPr>
+              <w:pStyle w:val="Style14"/>
+              <w:spacing w:lineRule="auto" w:line="240"/>
+              <w:ind w:hanging="0" w:left="0"/>
+              <w:jc w:val="center"/>
+              <w:rPr>
+                <w:sz w:val="28"/>
+                <w:szCs w:val="28"/>
+                <w:lang w:val="en-US"/>
+              </w:rPr>
+            </w:pPr>
+            <w:r>
+              <w:rPr>
+                <w:sz w:val="28"/>
+                <w:szCs w:val="28"/>
+                <w:lang w:val="en-US"/>
+              </w:rPr>
+              <w:t>X</w:t>
+            </w:r>
+          </w:p>
+        </w:tc>
+        <w:tc>
+          <w:tcPr>
+            <w:tcW w:w="691" w:type="dxa"/>
+            <w:tcBorders>
+              <w:bottom w:val="single" w:sz="4" w:space="0" w:color="000000"/>
+            </w:tcBorders>
+            <w:vAlign w:val="center"/>
+          </w:tcPr>
+          <w:p>
+            <w:pPr>
+              <w:pStyle w:val="Style14"/>
+              <w:spacing w:lineRule="auto" w:line="240"/>
+              <w:ind w:hanging="0" w:left="0"/>
+              <w:jc w:val="center"/>
+              <w:rPr>
+                <w:sz w:val="28"/>
+                <w:szCs w:val="28"/>
+                <w:lang w:val="en-US"/>
+              </w:rPr>
+            </w:pPr>
+            <w:r>
+              <w:rPr>
+                <w:sz w:val="28"/>
+                <w:szCs w:val="28"/>
+                <w:lang w:val="en-US"/>
+              </w:rPr>
+              <w:t>Y</w:t>
+            </w:r>
+          </w:p>
+        </w:tc>
+        <w:tc>
+          <w:tcPr>
+            <w:tcW w:w="418" w:type="dxa"/>
+            <w:tcBorders>
+              <w:bottom w:val="single" w:sz="4" w:space="0" w:color="000000"/>
+              <w:right w:val="single" w:sz="4" w:space="0" w:color="000000"/>
+            </w:tcBorders>
+            <w:vAlign w:val="center"/>
+          </w:tcPr>
+          <w:p>
+            <w:pPr>
+              <w:pStyle w:val="Style14"/>
+              <w:spacing w:lineRule="auto" w:line="240"/>
+              <w:ind w:hanging="0" w:left="0"/>
+              <w:jc w:val="center"/>
+              <w:rPr>
+                <w:sz w:val="28"/>
+                <w:szCs w:val="28"/>
+                <w:lang w:val="en-US"/>
+              </w:rPr>
+            </w:pPr>
+            <w:r>
+              <w:rPr>
+                <w:sz w:val="28"/>
+                <w:szCs w:val="28"/>
+                <w:lang w:val="en-US"/>
+              </w:rPr>
+              <w:t>Z</w:t>
+            </w:r>
+          </w:p>
+        </w:tc>
+      </w:tr>
+    </w:tbl>
+    <w:p>
+      <w:pPr>
+        <w:pStyle w:val="P1"/>
+        <w:rPr/>
+      </w:pPr>
+      <w:r>
+        <w:rPr/>
+      </w:r>
+    </w:p>
+    <w:p>
+      <w:pPr>
+        <w:pStyle w:val="P1"/>
+        <w:rPr/>
+      </w:pPr>
+      <w:r>
+        <w:rPr/>
+        <w:t xml:space="preserve">Кожна літера кодується парою чисел: А = 11, </w:t>
+      </w:r>
+      <w:r>
+        <w:rPr>
+          <w:lang w:val="en-US"/>
+        </w:rPr>
+        <w:t>M = 32, T = 44.</w:t>
+      </w:r>
+    </w:p>
+    <w:p>
+      <w:pPr>
+        <w:pStyle w:val="P1"/>
+        <w:rPr>
+          <w:lang w:val="uk-UA"/>
+        </w:rPr>
+      </w:pPr>
+      <w:r>
+        <w:rPr>
+          <w:lang w:val="uk-UA"/>
+        </w:rPr>
+        <w:t>Тоді наданий текст перетворюється на пари чисел:</w:t>
+      </w:r>
+    </w:p>
+    <w:p>
+      <w:pPr>
+        <w:pStyle w:val="P1"/>
+        <w:rPr>
+          <w:lang w:val="uk-UA"/>
+        </w:rPr>
+      </w:pPr>
+      <w:r>
+        <w:rPr>
+          <w:lang w:val="uk-UA"/>
+        </w:rPr>
+      </w:r>
+    </w:p>
+    <w:p>
+      <w:pPr>
+        <w:pStyle w:val="P1"/>
+        <w:rPr>
+          <w:lang w:val="en-US"/>
+        </w:rPr>
+      </w:pPr>
+      <w:r>
+        <w:rPr>
+          <w:lang w:val="en-US"/>
+        </w:rPr>
+        <w:t>TEXT: 44 15 53 44.</w:t>
       </w:r>
     </w:p>
     <w:sectPr>
@@ -1783,7 +4847,7 @@
   </w:style>
   <w:style w:type="paragraph" w:styleId="IndexHeading">
     <w:name w:val="index heading"/>
-    <w:basedOn w:val="user"/>
+    <w:basedOn w:val="Style12"/>
     <w:pPr/>
     <w:rPr/>
   </w:style>
@@ -2047,8 +5111,18 @@
       <w:lang w:val="en-US"/>
     </w:rPr>
   </w:style>
-  <w:style w:type="numbering" w:styleId="user2" w:default="1">
-    <w:name w:val="Без маркерів (user)"/>
+  <w:style w:type="paragraph" w:styleId="Style14">
+    <w:name w:val="Вміст таблиці"/>
+    <w:basedOn w:val="Normal"/>
+    <w:qFormat/>
+    <w:pPr>
+      <w:widowControl w:val="false"/>
+      <w:suppressLineNumbers/>
+    </w:pPr>
+    <w:rPr/>
+  </w:style>
+  <w:style w:type="numbering" w:styleId="Style15" w:default="1">
+    <w:name w:val="Без маркерів"/>
     <w:uiPriority w:val="99"/>
     <w:semiHidden/>
     <w:unhideWhenUsed/>

--- a/41BZ Bezpeka ta zahyst program/1/KNT-122_Onyshchenko_Variant-19_PR1.docx
+++ b/41BZ Bezpeka ta zahyst program/1/KNT-122_Onyshchenko_Variant-19_PR1.docx
@@ -2185,11 +2185,7 @@
       </w:pPr>
       <w:r>
         <w:rPr/>
-        <w:t xml:space="preserve">Рисунок 2.1 – </w:t>
-      </w:r>
-      <w:r>
-        <w:rPr/>
-        <w:t>Введені дані, закодоване повідомлення</w:t>
+        <w:t>Рисунок 2.1 – Введені дані, закодоване повідомлення</w:t>
       </w:r>
     </w:p>
     <w:p>
@@ -2274,11 +2270,7 @@
       </w:pPr>
       <w:r>
         <w:rPr/>
-        <w:t xml:space="preserve">Рисунок 2.2 — Закодоване повідомлення </w:t>
-      </w:r>
-      <w:r>
-        <w:rPr/>
-        <w:t>перетворене на текст</w:t>
+        <w:t>Рисунок 2.2 — Закодоване повідомлення перетворене на текст</w:t>
       </w:r>
     </w:p>
     <w:p>
@@ -2317,6 +2309,173 @@
       <w:r>
         <w:rPr/>
         <w:t>3 Аналіз</w:t>
+      </w:r>
+    </w:p>
+    <w:p>
+      <w:pPr>
+        <w:pStyle w:val="P1"/>
+        <w:rPr/>
+      </w:pPr>
+      <w:r>
+        <w:rPr/>
+      </w:r>
+    </w:p>
+    <w:p>
+      <w:pPr>
+        <w:pStyle w:val="P1"/>
+        <w:rPr/>
+      </w:pPr>
+      <w:r>
+        <w:rPr/>
+        <w:t>Приблизно найбільш використані літери Українського алфавіту: ОАИВНЕТСІРДЛМУПКГБЇЙЗЯЬХЖЧЮШЩЦЄФҐ.</w:t>
+      </w:r>
+    </w:p>
+    <w:p>
+      <w:pPr>
+        <w:pStyle w:val="P1"/>
+        <w:rPr/>
+      </w:pPr>
+      <w:r>
+        <w:rPr/>
+        <w:t>Для частотного криптоаналізу тексту потрібно співставити найбільш використані літери тексту з найбільш використаними літерами алфавіту мови. Після цього робити припущення і підбирати текст.</w:t>
+      </w:r>
+    </w:p>
+    <w:p>
+      <w:pPr>
+        <w:pStyle w:val="P1"/>
+        <w:rPr/>
+      </w:pPr>
+      <w:r>
+        <w:rPr/>
+        <w:t>Частотний криптоаналіз зазвичай працює краще з текстами більшого розміру.</w:t>
+      </w:r>
+    </w:p>
+    <w:p>
+      <w:pPr>
+        <w:pStyle w:val="P1"/>
+        <w:rPr/>
+      </w:pPr>
+      <w:r>
+        <w:rPr/>
+      </w:r>
+    </w:p>
+    <w:p>
+      <w:pPr>
+        <w:pStyle w:val="P1"/>
+        <w:rPr/>
+      </w:pPr>
+      <w:r>
+        <w:rPr/>
+        <w:t>Початковий текст: «Це текст».</w:t>
+      </w:r>
+    </w:p>
+    <w:p>
+      <w:pPr>
+        <w:pStyle w:val="P1"/>
+        <w:rPr/>
+      </w:pPr>
+      <w:r>
+        <w:rPr/>
+        <w:t>Найбільш використана літера тексту — т. Співставляємо її з літерою о. Далі літера ї, її замінюємо літерою а. Літеру ф замінюємо літерою и. Літеру х літерою в. Літеру у літерою н, і літеру я літерою е.</w:t>
+      </w:r>
+    </w:p>
+    <w:p>
+      <w:pPr>
+        <w:pStyle w:val="P1"/>
+        <w:rPr/>
+      </w:pPr>
+      <w:r>
+        <w:rPr/>
+        <w:t>Отримуємо такий текст:</w:t>
+      </w:r>
+    </w:p>
+    <w:p>
+      <w:pPr>
+        <w:pStyle w:val="P1"/>
+        <w:rPr/>
+      </w:pPr>
+      <w:r>
+        <w:rPr/>
+        <w:t>Ї — А</w:t>
+      </w:r>
+    </w:p>
+    <w:p>
+      <w:pPr>
+        <w:pStyle w:val="P1"/>
+        <w:rPr/>
+      </w:pPr>
+      <w:r>
+        <w:rPr/>
+        <w:t>ф — и</w:t>
+      </w:r>
+    </w:p>
+    <w:p>
+      <w:pPr>
+        <w:pStyle w:val="P1"/>
+        <w:rPr/>
+      </w:pPr>
+      <w:r>
+        <w:rPr/>
+      </w:r>
+    </w:p>
+    <w:p>
+      <w:pPr>
+        <w:pStyle w:val="P1"/>
+        <w:rPr/>
+      </w:pPr>
+      <w:r>
+        <w:rPr/>
+        <w:t xml:space="preserve">ш — о </w:t>
+      </w:r>
+    </w:p>
+    <w:p>
+      <w:pPr>
+        <w:pStyle w:val="P1"/>
+        <w:rPr/>
+      </w:pPr>
+      <w:r>
+        <w:rPr/>
+        <w:t xml:space="preserve">х — в </w:t>
+      </w:r>
+    </w:p>
+    <w:p>
+      <w:pPr>
+        <w:pStyle w:val="P1"/>
+        <w:rPr/>
+      </w:pPr>
+      <w:r>
+        <w:rPr/>
+        <w:t xml:space="preserve">у — н </w:t>
+      </w:r>
+    </w:p>
+    <w:p>
+      <w:pPr>
+        <w:pStyle w:val="P1"/>
+        <w:rPr/>
+      </w:pPr>
+      <w:r>
+        <w:rPr/>
+        <w:t xml:space="preserve">я — е </w:t>
+      </w:r>
+    </w:p>
+    <w:p>
+      <w:pPr>
+        <w:pStyle w:val="P1"/>
+        <w:rPr/>
+      </w:pPr>
+      <w:r>
+        <w:rPr/>
+        <w:t>ш — о</w:t>
+      </w:r>
+    </w:p>
+    <w:p>
+      <w:pPr>
+        <w:pStyle w:val="P1"/>
+        <w:rPr/>
+      </w:pPr>
+      <w:r>
+        <w:rPr/>
+        <w:t>«Ао овнео». Такий алгоритм не підібрав жодної літери правильно.</w:t>
       </w:r>
     </w:p>
     <w:p>
@@ -2468,10 +2627,10 @@
       <w:tblGrid>
         <w:gridCol w:w="340"/>
         <w:gridCol w:w="418"/>
-        <w:gridCol w:w="496"/>
+        <w:gridCol w:w="495"/>
         <w:gridCol w:w="418"/>
-        <w:gridCol w:w="691"/>
-        <w:gridCol w:w="418"/>
+        <w:gridCol w:w="692"/>
+        <w:gridCol w:w="417"/>
       </w:tblGrid>
       <w:tr>
         <w:trPr/>
@@ -2487,7 +2646,7 @@
           </w:tcPr>
           <w:p>
             <w:pPr>
-              <w:pStyle w:val="Style14"/>
+              <w:pStyle w:val="user2"/>
               <w:spacing w:lineRule="auto" w:line="240"/>
               <w:ind w:hanging="0" w:left="0"/>
               <w:jc w:val="center"/>
@@ -2524,7 +2683,7 @@
           </w:tcPr>
           <w:p>
             <w:pPr>
-              <w:pStyle w:val="Style14"/>
+              <w:pStyle w:val="user2"/>
               <w:spacing w:lineRule="auto" w:line="240"/>
               <w:ind w:hanging="0" w:left="0"/>
               <w:jc w:val="center"/>
@@ -2553,7 +2712,7 @@
         </w:tc>
         <w:tc>
           <w:tcPr>
-            <w:tcW w:w="496" w:type="dxa"/>
+            <w:tcW w:w="495" w:type="dxa"/>
             <w:tcBorders>
               <w:top w:val="single" w:sz="4" w:space="0" w:color="000000"/>
               <w:bottom w:val="single" w:sz="4" w:space="0" w:color="000000"/>
@@ -2562,7 +2721,7 @@
           </w:tcPr>
           <w:p>
             <w:pPr>
-              <w:pStyle w:val="Style14"/>
+              <w:pStyle w:val="user2"/>
               <w:spacing w:lineRule="auto" w:line="240"/>
               <w:ind w:hanging="0" w:left="0"/>
               <w:jc w:val="center"/>
@@ -2600,7 +2759,7 @@
           </w:tcPr>
           <w:p>
             <w:pPr>
-              <w:pStyle w:val="Style14"/>
+              <w:pStyle w:val="user2"/>
               <w:spacing w:lineRule="auto" w:line="240"/>
               <w:ind w:hanging="0" w:left="0"/>
               <w:jc w:val="center"/>
@@ -2629,7 +2788,7 @@
         </w:tc>
         <w:tc>
           <w:tcPr>
-            <w:tcW w:w="691" w:type="dxa"/>
+            <w:tcW w:w="692" w:type="dxa"/>
             <w:tcBorders>
               <w:top w:val="single" w:sz="4" w:space="0" w:color="000000"/>
               <w:bottom w:val="single" w:sz="4" w:space="0" w:color="000000"/>
@@ -2638,7 +2797,7 @@
           </w:tcPr>
           <w:p>
             <w:pPr>
-              <w:pStyle w:val="Style14"/>
+              <w:pStyle w:val="user2"/>
               <w:spacing w:lineRule="auto" w:line="240"/>
               <w:ind w:hanging="0" w:left="0"/>
               <w:jc w:val="center"/>
@@ -2667,7 +2826,7 @@
         </w:tc>
         <w:tc>
           <w:tcPr>
-            <w:tcW w:w="418" w:type="dxa"/>
+            <w:tcW w:w="417" w:type="dxa"/>
             <w:tcBorders>
               <w:top w:val="single" w:sz="4" w:space="0" w:color="000000"/>
               <w:bottom w:val="single" w:sz="4" w:space="0" w:color="000000"/>
@@ -2677,7 +2836,7 @@
           </w:tcPr>
           <w:p>
             <w:pPr>
-              <w:pStyle w:val="Style14"/>
+              <w:pStyle w:val="user2"/>
               <w:spacing w:lineRule="auto" w:line="240"/>
               <w:ind w:hanging="0" w:left="0"/>
               <w:jc w:val="center"/>
@@ -2718,7 +2877,7 @@
           </w:tcPr>
           <w:p>
             <w:pPr>
-              <w:pStyle w:val="Style14"/>
+              <w:pStyle w:val="user2"/>
               <w:spacing w:lineRule="auto" w:line="240"/>
               <w:ind w:hanging="0" w:left="0"/>
               <w:jc w:val="center"/>
@@ -2751,7 +2910,7 @@
           </w:tcPr>
           <w:p>
             <w:pPr>
-              <w:pStyle w:val="Style14"/>
+              <w:pStyle w:val="user2"/>
               <w:spacing w:lineRule="auto" w:line="240"/>
               <w:ind w:hanging="0" w:left="0"/>
               <w:jc w:val="center"/>
@@ -2773,7 +2932,7 @@
         </w:tc>
         <w:tc>
           <w:tcPr>
-            <w:tcW w:w="496" w:type="dxa"/>
+            <w:tcW w:w="495" w:type="dxa"/>
             <w:tcBorders>
               <w:bottom w:val="single" w:sz="4" w:space="0" w:color="000000"/>
             </w:tcBorders>
@@ -2781,7 +2940,7 @@
           </w:tcPr>
           <w:p>
             <w:pPr>
-              <w:pStyle w:val="Style14"/>
+              <w:pStyle w:val="user2"/>
               <w:spacing w:lineRule="auto" w:line="240"/>
               <w:ind w:hanging="0" w:left="0"/>
               <w:jc w:val="center"/>
@@ -2811,7 +2970,7 @@
           </w:tcPr>
           <w:p>
             <w:pPr>
-              <w:pStyle w:val="Style14"/>
+              <w:pStyle w:val="user2"/>
               <w:spacing w:lineRule="auto" w:line="240"/>
               <w:ind w:hanging="0" w:left="0"/>
               <w:jc w:val="center"/>
@@ -2833,7 +2992,7 @@
         </w:tc>
         <w:tc>
           <w:tcPr>
-            <w:tcW w:w="691" w:type="dxa"/>
+            <w:tcW w:w="692" w:type="dxa"/>
             <w:tcBorders>
               <w:bottom w:val="single" w:sz="4" w:space="0" w:color="000000"/>
             </w:tcBorders>
@@ -2841,7 +3000,7 @@
           </w:tcPr>
           <w:p>
             <w:pPr>
-              <w:pStyle w:val="Style14"/>
+              <w:pStyle w:val="user2"/>
               <w:spacing w:lineRule="auto" w:line="240"/>
               <w:ind w:hanging="0" w:left="0"/>
               <w:jc w:val="center"/>
@@ -2863,7 +3022,7 @@
         </w:tc>
         <w:tc>
           <w:tcPr>
-            <w:tcW w:w="418" w:type="dxa"/>
+            <w:tcW w:w="417" w:type="dxa"/>
             <w:tcBorders>
               <w:bottom w:val="single" w:sz="4" w:space="0" w:color="000000"/>
               <w:right w:val="single" w:sz="4" w:space="0" w:color="000000"/>
@@ -2872,7 +3031,7 @@
           </w:tcPr>
           <w:p>
             <w:pPr>
-              <w:pStyle w:val="Style14"/>
+              <w:pStyle w:val="user2"/>
               <w:spacing w:lineRule="auto" w:line="240"/>
               <w:ind w:hanging="0" w:left="0"/>
               <w:jc w:val="center"/>
@@ -2906,7 +3065,7 @@
           </w:tcPr>
           <w:p>
             <w:pPr>
-              <w:pStyle w:val="Style14"/>
+              <w:pStyle w:val="user2"/>
               <w:spacing w:lineRule="auto" w:line="240"/>
               <w:ind w:hanging="0" w:left="0"/>
               <w:jc w:val="center"/>
@@ -2939,7 +3098,7 @@
           </w:tcPr>
           <w:p>
             <w:pPr>
-              <w:pStyle w:val="Style14"/>
+              <w:pStyle w:val="user2"/>
               <w:spacing w:lineRule="auto" w:line="240"/>
               <w:ind w:hanging="0" w:left="0"/>
               <w:jc w:val="center"/>
@@ -2961,7 +3120,7 @@
         </w:tc>
         <w:tc>
           <w:tcPr>
-            <w:tcW w:w="496" w:type="dxa"/>
+            <w:tcW w:w="495" w:type="dxa"/>
             <w:tcBorders>
               <w:bottom w:val="single" w:sz="4" w:space="0" w:color="000000"/>
             </w:tcBorders>
@@ -2969,7 +3128,7 @@
           </w:tcPr>
           <w:p>
             <w:pPr>
-              <w:pStyle w:val="Style14"/>
+              <w:pStyle w:val="user2"/>
               <w:spacing w:lineRule="auto" w:line="240"/>
               <w:ind w:hanging="0" w:left="0"/>
               <w:jc w:val="center"/>
@@ -2999,7 +3158,7 @@
           </w:tcPr>
           <w:p>
             <w:pPr>
-              <w:pStyle w:val="Style14"/>
+              <w:pStyle w:val="user2"/>
               <w:spacing w:lineRule="auto" w:line="240"/>
               <w:ind w:hanging="0" w:left="0"/>
               <w:jc w:val="center"/>
@@ -3021,7 +3180,7 @@
         </w:tc>
         <w:tc>
           <w:tcPr>
-            <w:tcW w:w="691" w:type="dxa"/>
+            <w:tcW w:w="692" w:type="dxa"/>
             <w:tcBorders>
               <w:bottom w:val="single" w:sz="4" w:space="0" w:color="000000"/>
             </w:tcBorders>
@@ -3029,7 +3188,7 @@
           </w:tcPr>
           <w:p>
             <w:pPr>
-              <w:pStyle w:val="Style14"/>
+              <w:pStyle w:val="user2"/>
               <w:spacing w:lineRule="auto" w:line="240"/>
               <w:ind w:hanging="0" w:left="0"/>
               <w:jc w:val="center"/>
@@ -3051,7 +3210,7 @@
         </w:tc>
         <w:tc>
           <w:tcPr>
-            <w:tcW w:w="418" w:type="dxa"/>
+            <w:tcW w:w="417" w:type="dxa"/>
             <w:tcBorders>
               <w:bottom w:val="single" w:sz="4" w:space="0" w:color="000000"/>
               <w:right w:val="single" w:sz="4" w:space="0" w:color="000000"/>
@@ -3060,7 +3219,7 @@
           </w:tcPr>
           <w:p>
             <w:pPr>
-              <w:pStyle w:val="Style14"/>
+              <w:pStyle w:val="user2"/>
               <w:spacing w:lineRule="auto" w:line="240"/>
               <w:ind w:hanging="0" w:left="0"/>
               <w:jc w:val="center"/>
@@ -3094,7 +3253,7 @@
           </w:tcPr>
           <w:p>
             <w:pPr>
-              <w:pStyle w:val="Style14"/>
+              <w:pStyle w:val="user2"/>
               <w:spacing w:lineRule="auto" w:line="240"/>
               <w:ind w:hanging="0" w:left="0"/>
               <w:jc w:val="center"/>
@@ -3127,7 +3286,7 @@
           </w:tcPr>
           <w:p>
             <w:pPr>
-              <w:pStyle w:val="Style14"/>
+              <w:pStyle w:val="user2"/>
               <w:spacing w:lineRule="auto" w:line="240"/>
               <w:ind w:hanging="0" w:left="0"/>
               <w:jc w:val="center"/>
@@ -3149,7 +3308,7 @@
         </w:tc>
         <w:tc>
           <w:tcPr>
-            <w:tcW w:w="496" w:type="dxa"/>
+            <w:tcW w:w="495" w:type="dxa"/>
             <w:tcBorders>
               <w:bottom w:val="single" w:sz="4" w:space="0" w:color="000000"/>
             </w:tcBorders>
@@ -3157,7 +3316,7 @@
           </w:tcPr>
           <w:p>
             <w:pPr>
-              <w:pStyle w:val="Style14"/>
+              <w:pStyle w:val="user2"/>
               <w:spacing w:lineRule="auto" w:line="240"/>
               <w:ind w:hanging="0" w:left="0"/>
               <w:jc w:val="center"/>
@@ -3187,7 +3346,7 @@
           </w:tcPr>
           <w:p>
             <w:pPr>
-              <w:pStyle w:val="Style14"/>
+              <w:pStyle w:val="user2"/>
               <w:spacing w:lineRule="auto" w:line="240"/>
               <w:ind w:hanging="0" w:left="0"/>
               <w:jc w:val="center"/>
@@ -3209,7 +3368,7 @@
         </w:tc>
         <w:tc>
           <w:tcPr>
-            <w:tcW w:w="691" w:type="dxa"/>
+            <w:tcW w:w="692" w:type="dxa"/>
             <w:tcBorders>
               <w:bottom w:val="single" w:sz="4" w:space="0" w:color="000000"/>
             </w:tcBorders>
@@ -3217,7 +3376,7 @@
           </w:tcPr>
           <w:p>
             <w:pPr>
-              <w:pStyle w:val="Style14"/>
+              <w:pStyle w:val="user2"/>
               <w:spacing w:lineRule="auto" w:line="240"/>
               <w:ind w:hanging="0" w:left="0"/>
               <w:jc w:val="center"/>
@@ -3239,7 +3398,7 @@
         </w:tc>
         <w:tc>
           <w:tcPr>
-            <w:tcW w:w="418" w:type="dxa"/>
+            <w:tcW w:w="417" w:type="dxa"/>
             <w:tcBorders>
               <w:bottom w:val="single" w:sz="4" w:space="0" w:color="000000"/>
               <w:right w:val="single" w:sz="4" w:space="0" w:color="000000"/>
@@ -3248,7 +3407,7 @@
           </w:tcPr>
           <w:p>
             <w:pPr>
-              <w:pStyle w:val="Style14"/>
+              <w:pStyle w:val="user2"/>
               <w:spacing w:lineRule="auto" w:line="240"/>
               <w:ind w:hanging="0" w:left="0"/>
               <w:jc w:val="center"/>
@@ -3282,7 +3441,7 @@
           </w:tcPr>
           <w:p>
             <w:pPr>
-              <w:pStyle w:val="Style14"/>
+              <w:pStyle w:val="user2"/>
               <w:spacing w:lineRule="auto" w:line="240"/>
               <w:ind w:hanging="0" w:left="0"/>
               <w:jc w:val="center"/>
@@ -3315,7 +3474,7 @@
           </w:tcPr>
           <w:p>
             <w:pPr>
-              <w:pStyle w:val="Style14"/>
+              <w:pStyle w:val="user2"/>
               <w:spacing w:lineRule="auto" w:line="240"/>
               <w:ind w:hanging="0" w:left="0"/>
               <w:jc w:val="center"/>
@@ -3337,7 +3496,7 @@
         </w:tc>
         <w:tc>
           <w:tcPr>
-            <w:tcW w:w="496" w:type="dxa"/>
+            <w:tcW w:w="495" w:type="dxa"/>
             <w:tcBorders>
               <w:bottom w:val="single" w:sz="4" w:space="0" w:color="000000"/>
             </w:tcBorders>
@@ -3345,7 +3504,7 @@
           </w:tcPr>
           <w:p>
             <w:pPr>
-              <w:pStyle w:val="Style14"/>
+              <w:pStyle w:val="user2"/>
               <w:spacing w:lineRule="auto" w:line="240"/>
               <w:ind w:hanging="0" w:left="0"/>
               <w:jc w:val="center"/>
@@ -3375,7 +3534,7 @@
           </w:tcPr>
           <w:p>
             <w:pPr>
-              <w:pStyle w:val="Style14"/>
+              <w:pStyle w:val="user2"/>
               <w:spacing w:lineRule="auto" w:line="240"/>
               <w:ind w:hanging="0" w:left="0"/>
               <w:jc w:val="center"/>
@@ -3397,7 +3556,7 @@
         </w:tc>
         <w:tc>
           <w:tcPr>
-            <w:tcW w:w="691" w:type="dxa"/>
+            <w:tcW w:w="692" w:type="dxa"/>
             <w:tcBorders>
               <w:bottom w:val="single" w:sz="4" w:space="0" w:color="000000"/>
             </w:tcBorders>
@@ -3405,7 +3564,7 @@
           </w:tcPr>
           <w:p>
             <w:pPr>
-              <w:pStyle w:val="Style14"/>
+              <w:pStyle w:val="user2"/>
               <w:spacing w:lineRule="auto" w:line="240"/>
               <w:ind w:hanging="0" w:left="0"/>
               <w:jc w:val="center"/>
@@ -3427,7 +3586,7 @@
         </w:tc>
         <w:tc>
           <w:tcPr>
-            <w:tcW w:w="418" w:type="dxa"/>
+            <w:tcW w:w="417" w:type="dxa"/>
             <w:tcBorders>
               <w:bottom w:val="single" w:sz="4" w:space="0" w:color="000000"/>
               <w:right w:val="single" w:sz="4" w:space="0" w:color="000000"/>
@@ -3436,7 +3595,7 @@
           </w:tcPr>
           <w:p>
             <w:pPr>
-              <w:pStyle w:val="Style14"/>
+              <w:pStyle w:val="user2"/>
               <w:spacing w:lineRule="auto" w:line="240"/>
               <w:ind w:hanging="0" w:left="0"/>
               <w:jc w:val="center"/>
@@ -3470,7 +3629,7 @@
           </w:tcPr>
           <w:p>
             <w:pPr>
-              <w:pStyle w:val="Style14"/>
+              <w:pStyle w:val="user2"/>
               <w:spacing w:lineRule="auto" w:line="240"/>
               <w:ind w:hanging="0" w:left="0"/>
               <w:jc w:val="center"/>
@@ -3503,7 +3662,7 @@
           </w:tcPr>
           <w:p>
             <w:pPr>
-              <w:pStyle w:val="Style14"/>
+              <w:pStyle w:val="user2"/>
               <w:spacing w:lineRule="auto" w:line="240"/>
               <w:ind w:hanging="0" w:left="0"/>
               <w:jc w:val="center"/>
@@ -3525,7 +3684,7 @@
         </w:tc>
         <w:tc>
           <w:tcPr>
-            <w:tcW w:w="496" w:type="dxa"/>
+            <w:tcW w:w="495" w:type="dxa"/>
             <w:tcBorders>
               <w:bottom w:val="single" w:sz="4" w:space="0" w:color="000000"/>
             </w:tcBorders>
@@ -3533,7 +3692,7 @@
           </w:tcPr>
           <w:p>
             <w:pPr>
-              <w:pStyle w:val="Style14"/>
+              <w:pStyle w:val="user2"/>
               <w:spacing w:lineRule="auto" w:line="240"/>
               <w:ind w:hanging="0" w:left="0"/>
               <w:jc w:val="center"/>
@@ -3563,7 +3722,7 @@
           </w:tcPr>
           <w:p>
             <w:pPr>
-              <w:pStyle w:val="Style14"/>
+              <w:pStyle w:val="user2"/>
               <w:spacing w:lineRule="auto" w:line="240"/>
               <w:ind w:hanging="0" w:left="0"/>
               <w:jc w:val="center"/>
@@ -3585,7 +3744,7 @@
         </w:tc>
         <w:tc>
           <w:tcPr>
-            <w:tcW w:w="691" w:type="dxa"/>
+            <w:tcW w:w="692" w:type="dxa"/>
             <w:tcBorders>
               <w:bottom w:val="single" w:sz="4" w:space="0" w:color="000000"/>
             </w:tcBorders>
@@ -3593,7 +3752,7 @@
           </w:tcPr>
           <w:p>
             <w:pPr>
-              <w:pStyle w:val="Style14"/>
+              <w:pStyle w:val="user2"/>
               <w:spacing w:lineRule="auto" w:line="240"/>
               <w:ind w:hanging="0" w:left="0"/>
               <w:jc w:val="center"/>
@@ -3615,7 +3774,7 @@
         </w:tc>
         <w:tc>
           <w:tcPr>
-            <w:tcW w:w="418" w:type="dxa"/>
+            <w:tcW w:w="417" w:type="dxa"/>
             <w:tcBorders>
               <w:bottom w:val="single" w:sz="4" w:space="0" w:color="000000"/>
               <w:right w:val="single" w:sz="4" w:space="0" w:color="000000"/>
@@ -3624,7 +3783,7 @@
           </w:tcPr>
           <w:p>
             <w:pPr>
-              <w:pStyle w:val="Style14"/>
+              <w:pStyle w:val="user2"/>
               <w:spacing w:lineRule="auto" w:line="240"/>
               <w:ind w:hanging="0" w:left="0"/>
               <w:jc w:val="center"/>
@@ -4847,7 +5006,7 @@
   </w:style>
   <w:style w:type="paragraph" w:styleId="IndexHeading">
     <w:name w:val="index heading"/>
-    <w:basedOn w:val="Style12"/>
+    <w:basedOn w:val="user"/>
     <w:pPr/>
     <w:rPr/>
   </w:style>
@@ -5111,8 +5270,8 @@
       <w:lang w:val="en-US"/>
     </w:rPr>
   </w:style>
-  <w:style w:type="paragraph" w:styleId="Style14">
-    <w:name w:val="Вміст таблиці"/>
+  <w:style w:type="paragraph" w:styleId="user2">
+    <w:name w:val="Вміст таблиці (user)"/>
     <w:basedOn w:val="Normal"/>
     <w:qFormat/>
     <w:pPr>
@@ -5121,8 +5280,8 @@
     </w:pPr>
     <w:rPr/>
   </w:style>
-  <w:style w:type="numbering" w:styleId="Style15" w:default="1">
-    <w:name w:val="Без маркерів"/>
+  <w:style w:type="numbering" w:styleId="user3" w:default="1">
+    <w:name w:val="Без маркерів (user)"/>
     <w:uiPriority w:val="99"/>
     <w:semiHidden/>
     <w:unhideWhenUsed/>
